--- a/archives/2026-09-03/每日金融快讯_20260903.docx
+++ b/archives/2026-09-03/每日金融快讯_20260903.docx
@@ -825,7 +825,7 @@
         <w:t xml:space="preserve">信号灯：</w:t>
       </w:r>
       <w:r>
-        <w:t xml:space="preserve"> 走弱 </w:t>
+        <w:t xml:space="preserve"> 震荡 </w:t>
       </w:r>
       <w:r>
         <w:rPr>
@@ -1351,7 +1351,7 @@
         <w:t xml:space="preserve">信号灯：</w:t>
       </w:r>
       <w:r>
-        <w:t xml:space="preserve"> ↓贬值 </w:t>
+        <w:t xml:space="preserve"> 持平 </w:t>
       </w:r>
       <w:r>
         <w:rPr>
@@ -2321,7 +2321,7 @@
         <w:t xml:space="preserve">信号灯：</w:t>
       </w:r>
       <w:r>
-        <w:t xml:space="preserve"> 收益率上行 </w:t>
+        <w:t xml:space="preserve"> 持平 </w:t>
       </w:r>
       <w:r>
         <w:rPr>
@@ -4507,7 +4507,7 @@
         <w:t xml:space="preserve">信号灯：</w:t>
       </w:r>
       <w:r>
-        <w:t xml:space="preserve"> 铜价走弱 </w:t>
+        <w:t xml:space="preserve"> 震荡 </w:t>
       </w:r>
       <w:r>
         <w:rPr>
@@ -5477,7 +5477,7 @@
         <w:t xml:space="preserve">信号灯：</w:t>
       </w:r>
       <w:r>
-        <w:t xml:space="preserve"> 美股走强 </w:t>
+        <w:t xml:space="preserve"> 震荡 </w:t>
       </w:r>
       <w:r>
         <w:rPr>
@@ -6097,50 +6097,14 @@
           <w:sz w:val="28"/>
           <w:szCs w:val="28"/>
         </w:rPr>
-        <w:t xml:space="preserve">预测回测</w:t>
-      </w:r>
-    </w:p>
-    <w:p>
-      <w:pPr>
-        <w:pStyle w:val="ListParagraph"/>
-        <w:numPr>
-          <w:ilvl w:val="0"/>
-          <w:numId w:val="15"/>
-        </w:numPr>
-      </w:pPr>
-      <w:r>
-        <w:t xml:space="preserve">A股9/2走势：隔夜美股大跌（道指-0.79%、纳指-1.03%）+全球债市抛售+金价暴跌，外部环境恶化；但A股9/1已缩量回调释放部分压力，预计上证在3940-3990区间弱势震荡，创业板承压更大 → 实际：上证收3941.39（-0.97%），落在预测区间3940-3990下沿；创业板指-2.39%跌幅远超上证，'创业板承压更大'判断正确 [hit]</w:t>
-      </w:r>
-    </w:p>
-    <w:p>
-      <w:pPr>
-        <w:pStyle w:val="ListParagraph"/>
-        <w:numPr>
-          <w:ilvl w:val="0"/>
-          <w:numId w:val="15"/>
-        </w:numPr>
-      </w:pPr>
-      <w:r>
-        <w:t xml:space="preserve">人民币短期维持6.71-6.73区间，美元指数走强（99.68→逼近100）带来边际贬值压力，但中间价稳定引导仍在起作用 → 实际：在岸收6.7213、离岸6.7178，均在6.71-6.73区间内；美元指数先升后降至99.58 [hit]</w:t>
-      </w:r>
-    </w:p>
-    <w:p>
-      <w:pPr>
-        <w:pStyle w:val="ListParagraph"/>
-        <w:numPr>
-          <w:ilvl w:val="0"/>
-          <w:numId w:val="15"/>
-        </w:numPr>
-      </w:pPr>
-      <w:r>
-        <w:t xml:space="preserve">现货黄金9/4非农前维持4250-4400美元/盎司区间弱势震荡；若非农大幅超预期（就业&gt;20万），金价可能进一步下探4200；若不及预期则反弹至4400上方 → 实际：9/2现货金4384.10美元/盎司，在4250-4400区间内运行，非农尚未公布 [hit]</w:t>
-      </w:r>
-    </w:p>
-    <w:p>
-      <w:pPr>
-        <w:pStyle w:val="Heading2"/>
-        <w:spacing w:after="180" w:before="180"/>
-        <w:outlineLvl w:val="1"/>
+        <w:t xml:space="preserve">重量级行业动态</w:t>
+      </w:r>
+    </w:p>
+    <w:p>
+      <w:pPr>
+        <w:pStyle w:val="Heading3"/>
+        <w:spacing w:after="120" w:before="120"/>
+        <w:outlineLvl w:val="2"/>
       </w:pPr>
       <w:r>
         <w:rPr>
@@ -6148,12 +6112,626 @@
           <w:b/>
           <w:bCs/>
           <w:color w:val="1A5276"/>
-          <w:sz w:val="28"/>
-          <w:szCs w:val="28"/>
+          <w:sz w:val="26"/>
+          <w:szCs w:val="26"/>
         </w:rPr>
-        <w:t xml:space="preserve">来源汇总</w:t>
-      </w:r>
-    </w:p>
+        <w:t xml:space="preserve">国产AI芯片"四小龙"齐聚：燧原科技9/2科创板申购，国产算力拼图补齐</w:t>
+      </w:r>
+    </w:p>
+    <w:p>
+      <w:r>
+        <w:rPr>
+          <w:b/>
+          <w:bCs/>
+        </w:rPr>
+        <w:t xml:space="preserve">评级：</w:t>
+      </w:r>
+      <w:r>
+        <w:t xml:space="preserve"> ★★★ 行业级结构性 A型（技术突破/重大产品发布）</w:t>
+      </w:r>
+    </w:p>
+    <w:tbl>
+      <w:tblPr>
+        <w:tblW w:type="dxa" w:w="9026"/>
+        <w:jc w:val="center"/>
+        <w:tblBorders>
+          <w:top w:val="single" w:color="auto" w:sz="4"/>
+          <w:left w:val="single" w:color="auto" w:sz="4"/>
+          <w:bottom w:val="single" w:color="auto" w:sz="4"/>
+          <w:right w:val="single" w:color="auto" w:sz="4"/>
+          <w:insideH w:val="single" w:color="auto" w:sz="4"/>
+          <w:insideV w:val="single" w:color="auto" w:sz="4"/>
+        </w:tblBorders>
+      </w:tblPr>
+      <w:tblGrid>
+        <w:gridCol w:w="4513"/>
+        <w:gridCol w:w="4513"/>
+      </w:tblGrid>
+      <w:tr>
+        <w:tc>
+          <w:tcPr>
+            <w:tcW w:type="dxa" w:w="4513"/>
+            <w:tcBorders>
+              <w:top w:val="single" w:color="CCCCCC" w:sz="1"/>
+              <w:left w:val="single" w:color="CCCCCC" w:sz="1"/>
+              <w:bottom w:val="single" w:color="CCCCCC" w:sz="1"/>
+              <w:right w:val="single" w:color="CCCCCC" w:sz="1"/>
+            </w:tcBorders>
+            <w:shd w:fill="D5E8F0" w:val="clear"/>
+            <w:vAlign w:val="center"/>
+          </w:tcPr>
+          <w:p>
+            <w:pPr>
+              <w:jc w:val="center"/>
+            </w:pPr>
+            <w:r>
+              <w:rPr>
+                <w:b/>
+                <w:bCs/>
+              </w:rPr>
+              <w:t xml:space="preserve">维度</w:t>
+            </w:r>
+          </w:p>
+        </w:tc>
+        <w:tc>
+          <w:tcPr>
+            <w:tcW w:type="dxa" w:w="4513"/>
+            <w:tcBorders>
+              <w:top w:val="single" w:color="CCCCCC" w:sz="1"/>
+              <w:left w:val="single" w:color="CCCCCC" w:sz="1"/>
+              <w:bottom w:val="single" w:color="CCCCCC" w:sz="1"/>
+              <w:right w:val="single" w:color="CCCCCC" w:sz="1"/>
+            </w:tcBorders>
+            <w:shd w:fill="D5E8F0" w:val="clear"/>
+            <w:vAlign w:val="center"/>
+          </w:tcPr>
+          <w:p>
+            <w:pPr>
+              <w:jc w:val="center"/>
+            </w:pPr>
+            <w:r>
+              <w:rPr>
+                <w:b/>
+                <w:bCs/>
+              </w:rPr>
+              <w:t xml:space="preserve">内容</w:t>
+            </w:r>
+          </w:p>
+        </w:tc>
+      </w:tr>
+      <w:tr>
+        <w:tc>
+          <w:tcPr>
+            <w:tcW w:type="dxa" w:w="4513"/>
+            <w:tcBorders>
+              <w:top w:val="single" w:color="CCCCCC" w:sz="1"/>
+              <w:left w:val="single" w:color="CCCCCC" w:sz="1"/>
+              <w:bottom w:val="single" w:color="CCCCCC" w:sz="1"/>
+              <w:right w:val="single" w:color="CCCCCC" w:sz="1"/>
+            </w:tcBorders>
+            <w:vAlign w:val="center"/>
+          </w:tcPr>
+          <w:p>
+            <w:pPr>
+              <w:jc w:val="center"/>
+            </w:pPr>
+            <w:r>
+              <w:t xml:space="preserve">行业</w:t>
+            </w:r>
+          </w:p>
+        </w:tc>
+        <w:tc>
+          <w:tcPr>
+            <w:tcW w:type="dxa" w:w="4513"/>
+            <w:tcBorders>
+              <w:top w:val="single" w:color="CCCCCC" w:sz="1"/>
+              <w:left w:val="single" w:color="CCCCCC" w:sz="1"/>
+              <w:bottom w:val="single" w:color="CCCCCC" w:sz="1"/>
+              <w:right w:val="single" w:color="CCCCCC" w:sz="1"/>
+            </w:tcBorders>
+            <w:vAlign w:val="center"/>
+          </w:tcPr>
+          <w:p>
+            <w:pPr>
+              <w:jc w:val="center"/>
+            </w:pPr>
+            <w:r>
+              <w:t xml:space="preserve">半导体/云端AI芯片</w:t>
+            </w:r>
+          </w:p>
+        </w:tc>
+      </w:tr>
+      <w:tr>
+        <w:tc>
+          <w:tcPr>
+            <w:tcW w:type="dxa" w:w="4513"/>
+            <w:tcBorders>
+              <w:top w:val="single" w:color="CCCCCC" w:sz="1"/>
+              <w:left w:val="single" w:color="CCCCCC" w:sz="1"/>
+              <w:bottom w:val="single" w:color="CCCCCC" w:sz="1"/>
+              <w:right w:val="single" w:color="CCCCCC" w:sz="1"/>
+            </w:tcBorders>
+            <w:vAlign w:val="center"/>
+          </w:tcPr>
+          <w:p>
+            <w:pPr>
+              <w:jc w:val="center"/>
+            </w:pPr>
+            <w:r>
+              <w:t xml:space="preserve">事件</w:t>
+            </w:r>
+          </w:p>
+        </w:tc>
+        <w:tc>
+          <w:tcPr>
+            <w:tcW w:type="dxa" w:w="4513"/>
+            <w:tcBorders>
+              <w:top w:val="single" w:color="CCCCCC" w:sz="1"/>
+              <w:left w:val="single" w:color="CCCCCC" w:sz="1"/>
+              <w:bottom w:val="single" w:color="CCCCCC" w:sz="1"/>
+              <w:right w:val="single" w:color="CCCCCC" w:sz="1"/>
+            </w:tcBorders>
+            <w:vAlign w:val="center"/>
+          </w:tcPr>
+          <w:p>
+            <w:pPr>
+              <w:jc w:val="center"/>
+            </w:pPr>
+            <w:r>
+              <w:t xml:space="preserve">IPO申购</w:t>
+            </w:r>
+          </w:p>
+        </w:tc>
+      </w:tr>
+      <w:tr>
+        <w:tc>
+          <w:tcPr>
+            <w:tcW w:type="dxa" w:w="4513"/>
+            <w:tcBorders>
+              <w:top w:val="single" w:color="CCCCCC" w:sz="1"/>
+              <w:left w:val="single" w:color="CCCCCC" w:sz="1"/>
+              <w:bottom w:val="single" w:color="CCCCCC" w:sz="1"/>
+              <w:right w:val="single" w:color="CCCCCC" w:sz="1"/>
+            </w:tcBorders>
+            <w:vAlign w:val="center"/>
+          </w:tcPr>
+          <w:p>
+            <w:pPr>
+              <w:jc w:val="center"/>
+            </w:pPr>
+            <w:r>
+              <w:t xml:space="preserve">性质</w:t>
+            </w:r>
+          </w:p>
+        </w:tc>
+        <w:tc>
+          <w:tcPr>
+            <w:tcW w:type="dxa" w:w="4513"/>
+            <w:tcBorders>
+              <w:top w:val="single" w:color="CCCCCC" w:sz="1"/>
+              <w:left w:val="single" w:color="CCCCCC" w:sz="1"/>
+              <w:bottom w:val="single" w:color="CCCCCC" w:sz="1"/>
+              <w:right w:val="single" w:color="CCCCCC" w:sz="1"/>
+            </w:tcBorders>
+            <w:vAlign w:val="center"/>
+          </w:tcPr>
+          <w:p>
+            <w:pPr>
+              <w:jc w:val="center"/>
+            </w:pPr>
+            <w:r>
+              <w:t xml:space="preserve">产业里程碑</w:t>
+            </w:r>
+          </w:p>
+        </w:tc>
+      </w:tr>
+    </w:tbl>
+    <w:tbl>
+      <w:tblPr>
+        <w:tblW w:type="dxa" w:w="9026"/>
+        <w:jc w:val="center"/>
+        <w:tblBorders>
+          <w:top w:val="single" w:color="auto" w:sz="4"/>
+          <w:left w:val="single" w:color="auto" w:sz="4"/>
+          <w:bottom w:val="single" w:color="auto" w:sz="4"/>
+          <w:right w:val="single" w:color="auto" w:sz="4"/>
+          <w:insideH w:val="single" w:color="auto" w:sz="4"/>
+          <w:insideV w:val="single" w:color="auto" w:sz="4"/>
+        </w:tblBorders>
+      </w:tblPr>
+      <w:tblGrid>
+        <w:gridCol w:w="4513"/>
+        <w:gridCol w:w="4513"/>
+      </w:tblGrid>
+      <w:tr>
+        <w:tc>
+          <w:tcPr>
+            <w:tcW w:type="dxa" w:w="4513"/>
+            <w:tcBorders>
+              <w:top w:val="single" w:color="CCCCCC" w:sz="1"/>
+              <w:left w:val="single" w:color="CCCCCC" w:sz="1"/>
+              <w:bottom w:val="single" w:color="CCCCCC" w:sz="1"/>
+              <w:right w:val="single" w:color="CCCCCC" w:sz="1"/>
+            </w:tcBorders>
+            <w:shd w:fill="D5E8F0" w:val="clear"/>
+            <w:vAlign w:val="center"/>
+          </w:tcPr>
+          <w:p>
+            <w:pPr>
+              <w:jc w:val="center"/>
+            </w:pPr>
+            <w:r>
+              <w:rPr>
+                <w:b/>
+                <w:bCs/>
+              </w:rPr>
+              <w:t xml:space="preserve">核心参数</w:t>
+            </w:r>
+          </w:p>
+        </w:tc>
+        <w:tc>
+          <w:tcPr>
+            <w:tcW w:type="dxa" w:w="4513"/>
+            <w:tcBorders>
+              <w:top w:val="single" w:color="CCCCCC" w:sz="1"/>
+              <w:left w:val="single" w:color="CCCCCC" w:sz="1"/>
+              <w:bottom w:val="single" w:color="CCCCCC" w:sz="1"/>
+              <w:right w:val="single" w:color="CCCCCC" w:sz="1"/>
+            </w:tcBorders>
+            <w:shd w:fill="D5E8F0" w:val="clear"/>
+            <w:vAlign w:val="center"/>
+          </w:tcPr>
+          <w:p>
+            <w:pPr>
+              <w:jc w:val="center"/>
+            </w:pPr>
+            <w:r>
+              <w:rPr>
+                <w:b/>
+                <w:bCs/>
+              </w:rPr>
+              <w:t xml:space="preserve">值</w:t>
+            </w:r>
+          </w:p>
+        </w:tc>
+      </w:tr>
+      <w:tr>
+        <w:tc>
+          <w:tcPr>
+            <w:tcW w:type="dxa" w:w="4513"/>
+            <w:tcBorders>
+              <w:top w:val="single" w:color="CCCCCC" w:sz="1"/>
+              <w:left w:val="single" w:color="CCCCCC" w:sz="1"/>
+              <w:bottom w:val="single" w:color="CCCCCC" w:sz="1"/>
+              <w:right w:val="single" w:color="CCCCCC" w:sz="1"/>
+            </w:tcBorders>
+            <w:vAlign w:val="center"/>
+          </w:tcPr>
+          <w:p>
+            <w:pPr>
+              <w:jc w:val="center"/>
+            </w:pPr>
+            <w:r>
+              <w:t xml:space="preserve">发行价</w:t>
+            </w:r>
+          </w:p>
+        </w:tc>
+        <w:tc>
+          <w:tcPr>
+            <w:tcW w:type="dxa" w:w="4513"/>
+            <w:tcBorders>
+              <w:top w:val="single" w:color="CCCCCC" w:sz="1"/>
+              <w:left w:val="single" w:color="CCCCCC" w:sz="1"/>
+              <w:bottom w:val="single" w:color="CCCCCC" w:sz="1"/>
+              <w:right w:val="single" w:color="CCCCCC" w:sz="1"/>
+            </w:tcBorders>
+            <w:vAlign w:val="center"/>
+          </w:tcPr>
+          <w:p>
+            <w:pPr>
+              <w:jc w:val="center"/>
+            </w:pPr>
+            <w:r>
+              <w:t xml:space="preserve">142.18元/股</w:t>
+            </w:r>
+          </w:p>
+        </w:tc>
+      </w:tr>
+      <w:tr>
+        <w:tc>
+          <w:tcPr>
+            <w:tcW w:type="dxa" w:w="4513"/>
+            <w:tcBorders>
+              <w:top w:val="single" w:color="CCCCCC" w:sz="1"/>
+              <w:left w:val="single" w:color="CCCCCC" w:sz="1"/>
+              <w:bottom w:val="single" w:color="CCCCCC" w:sz="1"/>
+              <w:right w:val="single" w:color="CCCCCC" w:sz="1"/>
+            </w:tcBorders>
+            <w:vAlign w:val="center"/>
+          </w:tcPr>
+          <w:p>
+            <w:pPr>
+              <w:jc w:val="center"/>
+            </w:pPr>
+            <w:r>
+              <w:t xml:space="preserve">募集资金</w:t>
+            </w:r>
+          </w:p>
+        </w:tc>
+        <w:tc>
+          <w:tcPr>
+            <w:tcW w:type="dxa" w:w="4513"/>
+            <w:tcBorders>
+              <w:top w:val="single" w:color="CCCCCC" w:sz="1"/>
+              <w:left w:val="single" w:color="CCCCCC" w:sz="1"/>
+              <w:bottom w:val="single" w:color="CCCCCC" w:sz="1"/>
+              <w:right w:val="single" w:color="CCCCCC" w:sz="1"/>
+            </w:tcBorders>
+            <w:vAlign w:val="center"/>
+          </w:tcPr>
+          <w:p>
+            <w:pPr>
+              <w:jc w:val="center"/>
+            </w:pPr>
+            <w:r>
+              <w:t xml:space="preserve">约61亿元（计划60亿）</w:t>
+            </w:r>
+          </w:p>
+        </w:tc>
+      </w:tr>
+      <w:tr>
+        <w:tc>
+          <w:tcPr>
+            <w:tcW w:type="dxa" w:w="4513"/>
+            <w:tcBorders>
+              <w:top w:val="single" w:color="CCCCCC" w:sz="1"/>
+              <w:left w:val="single" w:color="CCCCCC" w:sz="1"/>
+              <w:bottom w:val="single" w:color="CCCCCC" w:sz="1"/>
+              <w:right w:val="single" w:color="CCCCCC" w:sz="1"/>
+            </w:tcBorders>
+            <w:vAlign w:val="center"/>
+          </w:tcPr>
+          <w:p>
+            <w:pPr>
+              <w:jc w:val="center"/>
+            </w:pPr>
+            <w:r>
+              <w:t xml:space="preserve">上市市值</w:t>
+            </w:r>
+          </w:p>
+        </w:tc>
+        <w:tc>
+          <w:tcPr>
+            <w:tcW w:type="dxa" w:w="4513"/>
+            <w:tcBorders>
+              <w:top w:val="single" w:color="CCCCCC" w:sz="1"/>
+              <w:left w:val="single" w:color="CCCCCC" w:sz="1"/>
+              <w:bottom w:val="single" w:color="CCCCCC" w:sz="1"/>
+              <w:right w:val="single" w:color="CCCCCC" w:sz="1"/>
+            </w:tcBorders>
+            <w:vAlign w:val="center"/>
+          </w:tcPr>
+          <w:p>
+            <w:pPr>
+              <w:jc w:val="center"/>
+            </w:pPr>
+            <w:r>
+              <w:t xml:space="preserve">约612亿元</w:t>
+            </w:r>
+          </w:p>
+        </w:tc>
+      </w:tr>
+      <w:tr>
+        <w:tc>
+          <w:tcPr>
+            <w:tcW w:type="dxa" w:w="4513"/>
+            <w:tcBorders>
+              <w:top w:val="single" w:color="CCCCCC" w:sz="1"/>
+              <w:left w:val="single" w:color="CCCCCC" w:sz="1"/>
+              <w:bottom w:val="single" w:color="CCCCCC" w:sz="1"/>
+              <w:right w:val="single" w:color="CCCCCC" w:sz="1"/>
+            </w:tcBorders>
+            <w:vAlign w:val="center"/>
+          </w:tcPr>
+          <w:p>
+            <w:pPr>
+              <w:jc w:val="center"/>
+            </w:pPr>
+            <w:r>
+              <w:t xml:space="preserve">发行数量</w:t>
+            </w:r>
+          </w:p>
+        </w:tc>
+        <w:tc>
+          <w:tcPr>
+            <w:tcW w:type="dxa" w:w="4513"/>
+            <w:tcBorders>
+              <w:top w:val="single" w:color="CCCCCC" w:sz="1"/>
+              <w:left w:val="single" w:color="CCCCCC" w:sz="1"/>
+              <w:bottom w:val="single" w:color="CCCCCC" w:sz="1"/>
+              <w:right w:val="single" w:color="CCCCCC" w:sz="1"/>
+            </w:tcBorders>
+            <w:vAlign w:val="center"/>
+          </w:tcPr>
+          <w:p>
+            <w:pPr>
+              <w:jc w:val="center"/>
+            </w:pPr>
+            <w:r>
+              <w:t xml:space="preserve">4303.52万股（约10%）</w:t>
+            </w:r>
+          </w:p>
+        </w:tc>
+      </w:tr>
+      <w:tr>
+        <w:tc>
+          <w:tcPr>
+            <w:tcW w:type="dxa" w:w="4513"/>
+            <w:tcBorders>
+              <w:top w:val="single" w:color="CCCCCC" w:sz="1"/>
+              <w:left w:val="single" w:color="CCCCCC" w:sz="1"/>
+              <w:bottom w:val="single" w:color="CCCCCC" w:sz="1"/>
+              <w:right w:val="single" w:color="CCCCCC" w:sz="1"/>
+            </w:tcBorders>
+            <w:vAlign w:val="center"/>
+          </w:tcPr>
+          <w:p>
+            <w:pPr>
+              <w:jc w:val="center"/>
+            </w:pPr>
+            <w:r>
+              <w:t xml:space="preserve">技术迭代</w:t>
+            </w:r>
+          </w:p>
+        </w:tc>
+        <w:tc>
+          <w:tcPr>
+            <w:tcW w:type="dxa" w:w="4513"/>
+            <w:tcBorders>
+              <w:top w:val="single" w:color="CCCCCC" w:sz="1"/>
+              <w:left w:val="single" w:color="CCCCCC" w:sz="1"/>
+              <w:bottom w:val="single" w:color="CCCCCC" w:sz="1"/>
+              <w:right w:val="single" w:color="CCCCCC" w:sz="1"/>
+            </w:tcBorders>
+            <w:vAlign w:val="center"/>
+          </w:tcPr>
+          <w:p>
+            <w:pPr>
+              <w:jc w:val="center"/>
+            </w:pPr>
+            <w:r>
+              <w:t xml:space="preserve">8年4代架构5款云端AI芯片</w:t>
+            </w:r>
+          </w:p>
+        </w:tc>
+      </w:tr>
+      <w:tr>
+        <w:tc>
+          <w:tcPr>
+            <w:tcW w:type="dxa" w:w="4513"/>
+            <w:tcBorders>
+              <w:top w:val="single" w:color="CCCCCC" w:sz="1"/>
+              <w:left w:val="single" w:color="CCCCCC" w:sz="1"/>
+              <w:bottom w:val="single" w:color="CCCCCC" w:sz="1"/>
+              <w:right w:val="single" w:color="CCCCCC" w:sz="1"/>
+            </w:tcBorders>
+            <w:vAlign w:val="center"/>
+          </w:tcPr>
+          <w:p>
+            <w:pPr>
+              <w:jc w:val="center"/>
+            </w:pPr>
+            <w:r>
+              <w:t xml:space="preserve">募投方向</w:t>
+            </w:r>
+          </w:p>
+        </w:tc>
+        <w:tc>
+          <w:tcPr>
+            <w:tcW w:type="dxa" w:w="4513"/>
+            <w:tcBorders>
+              <w:top w:val="single" w:color="CCCCCC" w:sz="1"/>
+              <w:left w:val="single" w:color="CCCCCC" w:sz="1"/>
+              <w:bottom w:val="single" w:color="CCCCCC" w:sz="1"/>
+              <w:right w:val="single" w:color="CCCCCC" w:sz="1"/>
+            </w:tcBorders>
+            <w:vAlign w:val="center"/>
+          </w:tcPr>
+          <w:p>
+            <w:pPr>
+              <w:jc w:val="center"/>
+            </w:pPr>
+            <w:r>
+              <w:t xml:space="preserve">第五代+第六代芯片研发产业化、软硬件协同创新</w:t>
+            </w:r>
+          </w:p>
+        </w:tc>
+      </w:tr>
+      <w:tr>
+        <w:tc>
+          <w:tcPr>
+            <w:tcW w:type="dxa" w:w="4513"/>
+            <w:tcBorders>
+              <w:top w:val="single" w:color="CCCCCC" w:sz="1"/>
+              <w:left w:val="single" w:color="CCCCCC" w:sz="1"/>
+              <w:bottom w:val="single" w:color="CCCCCC" w:sz="1"/>
+              <w:right w:val="single" w:color="CCCCCC" w:sz="1"/>
+            </w:tcBorders>
+            <w:vAlign w:val="center"/>
+          </w:tcPr>
+          <w:p>
+            <w:pPr>
+              <w:jc w:val="center"/>
+            </w:pPr>
+            <w:r>
+              <w:t xml:space="preserve">最大客户</w:t>
+            </w:r>
+          </w:p>
+        </w:tc>
+        <w:tc>
+          <w:tcPr>
+            <w:tcW w:type="dxa" w:w="4513"/>
+            <w:tcBorders>
+              <w:top w:val="single" w:color="CCCCCC" w:sz="1"/>
+              <w:left w:val="single" w:color="CCCCCC" w:sz="1"/>
+              <w:bottom w:val="single" w:color="CCCCCC" w:sz="1"/>
+              <w:right w:val="single" w:color="CCCCCC" w:sz="1"/>
+            </w:tcBorders>
+            <w:vAlign w:val="center"/>
+          </w:tcPr>
+          <w:p>
+            <w:pPr>
+              <w:jc w:val="center"/>
+            </w:pPr>
+            <w:r>
+              <w:t xml:space="preserve">腾讯（亦为最大外部股东）</w:t>
+            </w:r>
+          </w:p>
+        </w:tc>
+      </w:tr>
+      <w:tr>
+        <w:tc>
+          <w:tcPr>
+            <w:tcW w:type="dxa" w:w="4513"/>
+            <w:tcBorders>
+              <w:top w:val="single" w:color="CCCCCC" w:sz="1"/>
+              <w:left w:val="single" w:color="CCCCCC" w:sz="1"/>
+              <w:bottom w:val="single" w:color="CCCCCC" w:sz="1"/>
+              <w:right w:val="single" w:color="CCCCCC" w:sz="1"/>
+            </w:tcBorders>
+            <w:vAlign w:val="center"/>
+          </w:tcPr>
+          <w:p>
+            <w:pPr>
+              <w:jc w:val="center"/>
+            </w:pPr>
+            <w:r>
+              <w:t xml:space="preserve">盈利状态</w:t>
+            </w:r>
+          </w:p>
+        </w:tc>
+        <w:tc>
+          <w:tcPr>
+            <w:tcW w:type="dxa" w:w="4513"/>
+            <w:tcBorders>
+              <w:top w:val="single" w:color="CCCCCC" w:sz="1"/>
+              <w:left w:val="single" w:color="CCCCCC" w:sz="1"/>
+              <w:bottom w:val="single" w:color="CCCCCC" w:sz="1"/>
+              <w:right w:val="single" w:color="CCCCCC" w:sz="1"/>
+            </w:tcBorders>
+            <w:vAlign w:val="center"/>
+          </w:tcPr>
+          <w:p>
+            <w:pPr>
+              <w:jc w:val="center"/>
+            </w:pPr>
+            <w:r>
+              <w:t xml:space="preserve">尚未盈利，2026H1营收11.2亿（+279%）</w:t>
+            </w:r>
+          </w:p>
+        </w:tc>
+      </w:tr>
+    </w:tbl>
     <w:tbl>
       <w:tblPr>
         <w:tblW w:type="dxa" w:w="9024"/>
@@ -6195,6 +6773,2076 @@
                 <w:b/>
                 <w:bCs/>
               </w:rPr>
+              <w:t xml:space="preserve">公司</w:t>
+            </w:r>
+          </w:p>
+        </w:tc>
+        <w:tc>
+          <w:tcPr>
+            <w:tcW w:type="dxa" w:w="2256"/>
+            <w:tcBorders>
+              <w:top w:val="single" w:color="CCCCCC" w:sz="1"/>
+              <w:left w:val="single" w:color="CCCCCC" w:sz="1"/>
+              <w:bottom w:val="single" w:color="CCCCCC" w:sz="1"/>
+              <w:right w:val="single" w:color="CCCCCC" w:sz="1"/>
+            </w:tcBorders>
+            <w:shd w:fill="D5E8F0" w:val="clear"/>
+            <w:vAlign w:val="center"/>
+          </w:tcPr>
+          <w:p>
+            <w:pPr>
+              <w:jc w:val="center"/>
+            </w:pPr>
+            <w:r>
+              <w:rPr>
+                <w:b/>
+                <w:bCs/>
+              </w:rPr>
+              <w:t xml:space="preserve">代码</w:t>
+            </w:r>
+          </w:p>
+        </w:tc>
+        <w:tc>
+          <w:tcPr>
+            <w:tcW w:type="dxa" w:w="2256"/>
+            <w:tcBorders>
+              <w:top w:val="single" w:color="CCCCCC" w:sz="1"/>
+              <w:left w:val="single" w:color="CCCCCC" w:sz="1"/>
+              <w:bottom w:val="single" w:color="CCCCCC" w:sz="1"/>
+              <w:right w:val="single" w:color="CCCCCC" w:sz="1"/>
+            </w:tcBorders>
+            <w:shd w:fill="D5E8F0" w:val="clear"/>
+            <w:vAlign w:val="center"/>
+          </w:tcPr>
+          <w:p>
+            <w:pPr>
+              <w:jc w:val="center"/>
+            </w:pPr>
+            <w:r>
+              <w:rPr>
+                <w:b/>
+                <w:bCs/>
+              </w:rPr>
+              <w:t xml:space="preserve">上市时间</w:t>
+            </w:r>
+          </w:p>
+        </w:tc>
+        <w:tc>
+          <w:tcPr>
+            <w:tcW w:type="dxa" w:w="2256"/>
+            <w:tcBorders>
+              <w:top w:val="single" w:color="CCCCCC" w:sz="1"/>
+              <w:left w:val="single" w:color="CCCCCC" w:sz="1"/>
+              <w:bottom w:val="single" w:color="CCCCCC" w:sz="1"/>
+              <w:right w:val="single" w:color="CCCCCC" w:sz="1"/>
+            </w:tcBorders>
+            <w:shd w:fill="D5E8F0" w:val="clear"/>
+            <w:vAlign w:val="center"/>
+          </w:tcPr>
+          <w:p>
+            <w:pPr>
+              <w:jc w:val="center"/>
+            </w:pPr>
+            <w:r>
+              <w:rPr>
+                <w:b/>
+                <w:bCs/>
+              </w:rPr>
+              <w:t xml:space="preserve">定位</w:t>
+            </w:r>
+          </w:p>
+        </w:tc>
+      </w:tr>
+      <w:tr>
+        <w:tc>
+          <w:tcPr>
+            <w:tcW w:type="dxa" w:w="2256"/>
+            <w:tcBorders>
+              <w:top w:val="single" w:color="CCCCCC" w:sz="1"/>
+              <w:left w:val="single" w:color="CCCCCC" w:sz="1"/>
+              <w:bottom w:val="single" w:color="CCCCCC" w:sz="1"/>
+              <w:right w:val="single" w:color="CCCCCC" w:sz="1"/>
+            </w:tcBorders>
+            <w:vAlign w:val="center"/>
+          </w:tcPr>
+          <w:p>
+            <w:pPr>
+              <w:jc w:val="center"/>
+            </w:pPr>
+            <w:r>
+              <w:t xml:space="preserve">燧原科技</w:t>
+            </w:r>
+          </w:p>
+        </w:tc>
+        <w:tc>
+          <w:tcPr>
+            <w:tcW w:type="dxa" w:w="2256"/>
+            <w:tcBorders>
+              <w:top w:val="single" w:color="CCCCCC" w:sz="1"/>
+              <w:left w:val="single" w:color="CCCCCC" w:sz="1"/>
+              <w:bottom w:val="single" w:color="CCCCCC" w:sz="1"/>
+              <w:right w:val="single" w:color="CCCCCC" w:sz="1"/>
+            </w:tcBorders>
+            <w:vAlign w:val="center"/>
+          </w:tcPr>
+          <w:p>
+            <w:pPr>
+              <w:jc w:val="center"/>
+            </w:pPr>
+            <w:r>
+              <w:t xml:space="preserve">688801.SH</w:t>
+            </w:r>
+          </w:p>
+        </w:tc>
+        <w:tc>
+          <w:tcPr>
+            <w:tcW w:type="dxa" w:w="2256"/>
+            <w:tcBorders>
+              <w:top w:val="single" w:color="CCCCCC" w:sz="1"/>
+              <w:left w:val="single" w:color="CCCCCC" w:sz="1"/>
+              <w:bottom w:val="single" w:color="CCCCCC" w:sz="1"/>
+              <w:right w:val="single" w:color="CCCCCC" w:sz="1"/>
+            </w:tcBorders>
+            <w:vAlign w:val="center"/>
+          </w:tcPr>
+          <w:p>
+            <w:pPr>
+              <w:jc w:val="center"/>
+            </w:pPr>
+            <w:r>
+              <w:t xml:space="preserve">2026.9（申购中）</w:t>
+            </w:r>
+          </w:p>
+        </w:tc>
+        <w:tc>
+          <w:tcPr>
+            <w:tcW w:type="dxa" w:w="2256"/>
+            <w:tcBorders>
+              <w:top w:val="single" w:color="CCCCCC" w:sz="1"/>
+              <w:left w:val="single" w:color="CCCCCC" w:sz="1"/>
+              <w:bottom w:val="single" w:color="CCCCCC" w:sz="1"/>
+              <w:right w:val="single" w:color="CCCCCC" w:sz="1"/>
+            </w:tcBorders>
+            <w:vAlign w:val="center"/>
+          </w:tcPr>
+          <w:p>
+            <w:pPr>
+              <w:jc w:val="center"/>
+            </w:pPr>
+            <w:r>
+              <w:t xml:space="preserve">云端AI芯片，四小龙最后一家</w:t>
+            </w:r>
+          </w:p>
+        </w:tc>
+      </w:tr>
+      <w:tr>
+        <w:tc>
+          <w:tcPr>
+            <w:tcW w:type="dxa" w:w="2256"/>
+            <w:tcBorders>
+              <w:top w:val="single" w:color="CCCCCC" w:sz="1"/>
+              <w:left w:val="single" w:color="CCCCCC" w:sz="1"/>
+              <w:bottom w:val="single" w:color="CCCCCC" w:sz="1"/>
+              <w:right w:val="single" w:color="CCCCCC" w:sz="1"/>
+            </w:tcBorders>
+            <w:vAlign w:val="center"/>
+          </w:tcPr>
+          <w:p>
+            <w:pPr>
+              <w:jc w:val="center"/>
+            </w:pPr>
+            <w:r>
+              <w:t xml:space="preserve">摩尔线程</w:t>
+            </w:r>
+          </w:p>
+        </w:tc>
+        <w:tc>
+          <w:tcPr>
+            <w:tcW w:type="dxa" w:w="2256"/>
+            <w:tcBorders>
+              <w:top w:val="single" w:color="CCCCCC" w:sz="1"/>
+              <w:left w:val="single" w:color="CCCCCC" w:sz="1"/>
+              <w:bottom w:val="single" w:color="CCCCCC" w:sz="1"/>
+              <w:right w:val="single" w:color="CCCCCC" w:sz="1"/>
+            </w:tcBorders>
+            <w:vAlign w:val="center"/>
+          </w:tcPr>
+          <w:p>
+            <w:pPr>
+              <w:jc w:val="center"/>
+            </w:pPr>
+            <w:r>
+              <w:t xml:space="preserve">—（科创板）</w:t>
+            </w:r>
+          </w:p>
+        </w:tc>
+        <w:tc>
+          <w:tcPr>
+            <w:tcW w:type="dxa" w:w="2256"/>
+            <w:tcBorders>
+              <w:top w:val="single" w:color="CCCCCC" w:sz="1"/>
+              <w:left w:val="single" w:color="CCCCCC" w:sz="1"/>
+              <w:bottom w:val="single" w:color="CCCCCC" w:sz="1"/>
+              <w:right w:val="single" w:color="CCCCCC" w:sz="1"/>
+            </w:tcBorders>
+            <w:vAlign w:val="center"/>
+          </w:tcPr>
+          <w:p>
+            <w:pPr>
+              <w:jc w:val="center"/>
+            </w:pPr>
+            <w:r>
+              <w:t xml:space="preserve">2025.12</w:t>
+            </w:r>
+          </w:p>
+        </w:tc>
+        <w:tc>
+          <w:tcPr>
+            <w:tcW w:type="dxa" w:w="2256"/>
+            <w:tcBorders>
+              <w:top w:val="single" w:color="CCCCCC" w:sz="1"/>
+              <w:left w:val="single" w:color="CCCCCC" w:sz="1"/>
+              <w:bottom w:val="single" w:color="CCCCCC" w:sz="1"/>
+              <w:right w:val="single" w:color="CCCCCC" w:sz="1"/>
+            </w:tcBorders>
+            <w:vAlign w:val="center"/>
+          </w:tcPr>
+          <w:p>
+            <w:pPr>
+              <w:jc w:val="center"/>
+            </w:pPr>
+            <w:r>
+              <w:t xml:space="preserve">GPU/图形+AI</w:t>
+            </w:r>
+          </w:p>
+        </w:tc>
+      </w:tr>
+      <w:tr>
+        <w:tc>
+          <w:tcPr>
+            <w:tcW w:type="dxa" w:w="2256"/>
+            <w:tcBorders>
+              <w:top w:val="single" w:color="CCCCCC" w:sz="1"/>
+              <w:left w:val="single" w:color="CCCCCC" w:sz="1"/>
+              <w:bottom w:val="single" w:color="CCCCCC" w:sz="1"/>
+              <w:right w:val="single" w:color="CCCCCC" w:sz="1"/>
+            </w:tcBorders>
+            <w:vAlign w:val="center"/>
+          </w:tcPr>
+          <w:p>
+            <w:pPr>
+              <w:jc w:val="center"/>
+            </w:pPr>
+            <w:r>
+              <w:t xml:space="preserve">沐曦股份</w:t>
+            </w:r>
+          </w:p>
+        </w:tc>
+        <w:tc>
+          <w:tcPr>
+            <w:tcW w:type="dxa" w:w="2256"/>
+            <w:tcBorders>
+              <w:top w:val="single" w:color="CCCCCC" w:sz="1"/>
+              <w:left w:val="single" w:color="CCCCCC" w:sz="1"/>
+              <w:bottom w:val="single" w:color="CCCCCC" w:sz="1"/>
+              <w:right w:val="single" w:color="CCCCCC" w:sz="1"/>
+            </w:tcBorders>
+            <w:vAlign w:val="center"/>
+          </w:tcPr>
+          <w:p>
+            <w:pPr>
+              <w:jc w:val="center"/>
+            </w:pPr>
+            <w:r>
+              <w:t xml:space="preserve">—（科创板）</w:t>
+            </w:r>
+          </w:p>
+        </w:tc>
+        <w:tc>
+          <w:tcPr>
+            <w:tcW w:type="dxa" w:w="2256"/>
+            <w:tcBorders>
+              <w:top w:val="single" w:color="CCCCCC" w:sz="1"/>
+              <w:left w:val="single" w:color="CCCCCC" w:sz="1"/>
+              <w:bottom w:val="single" w:color="CCCCCC" w:sz="1"/>
+              <w:right w:val="single" w:color="CCCCCC" w:sz="1"/>
+            </w:tcBorders>
+            <w:vAlign w:val="center"/>
+          </w:tcPr>
+          <w:p>
+            <w:pPr>
+              <w:jc w:val="center"/>
+            </w:pPr>
+            <w:r>
+              <w:t xml:space="preserve">2025.12</w:t>
+            </w:r>
+          </w:p>
+        </w:tc>
+        <w:tc>
+          <w:tcPr>
+            <w:tcW w:type="dxa" w:w="2256"/>
+            <w:tcBorders>
+              <w:top w:val="single" w:color="CCCCCC" w:sz="1"/>
+              <w:left w:val="single" w:color="CCCCCC" w:sz="1"/>
+              <w:bottom w:val="single" w:color="CCCCCC" w:sz="1"/>
+              <w:right w:val="single" w:color="CCCCCC" w:sz="1"/>
+            </w:tcBorders>
+            <w:vAlign w:val="center"/>
+          </w:tcPr>
+          <w:p>
+            <w:pPr>
+              <w:jc w:val="center"/>
+            </w:pPr>
+            <w:r>
+              <w:t xml:space="preserve">通用GPU</w:t>
+            </w:r>
+          </w:p>
+        </w:tc>
+      </w:tr>
+      <w:tr>
+        <w:tc>
+          <w:tcPr>
+            <w:tcW w:type="dxa" w:w="2256"/>
+            <w:tcBorders>
+              <w:top w:val="single" w:color="CCCCCC" w:sz="1"/>
+              <w:left w:val="single" w:color="CCCCCC" w:sz="1"/>
+              <w:bottom w:val="single" w:color="CCCCCC" w:sz="1"/>
+              <w:right w:val="single" w:color="CCCCCC" w:sz="1"/>
+            </w:tcBorders>
+            <w:vAlign w:val="center"/>
+          </w:tcPr>
+          <w:p>
+            <w:pPr>
+              <w:jc w:val="center"/>
+            </w:pPr>
+            <w:r>
+              <w:t xml:space="preserve">壁仞科技</w:t>
+            </w:r>
+          </w:p>
+        </w:tc>
+        <w:tc>
+          <w:tcPr>
+            <w:tcW w:type="dxa" w:w="2256"/>
+            <w:tcBorders>
+              <w:top w:val="single" w:color="CCCCCC" w:sz="1"/>
+              <w:left w:val="single" w:color="CCCCCC" w:sz="1"/>
+              <w:bottom w:val="single" w:color="CCCCCC" w:sz="1"/>
+              <w:right w:val="single" w:color="CCCCCC" w:sz="1"/>
+            </w:tcBorders>
+            <w:vAlign w:val="center"/>
+          </w:tcPr>
+          <w:p>
+            <w:pPr>
+              <w:jc w:val="center"/>
+            </w:pPr>
+            <w:r>
+              <w:t xml:space="preserve">—（港交所）</w:t>
+            </w:r>
+          </w:p>
+        </w:tc>
+        <w:tc>
+          <w:tcPr>
+            <w:tcW w:type="dxa" w:w="2256"/>
+            <w:tcBorders>
+              <w:top w:val="single" w:color="CCCCCC" w:sz="1"/>
+              <w:left w:val="single" w:color="CCCCCC" w:sz="1"/>
+              <w:bottom w:val="single" w:color="CCCCCC" w:sz="1"/>
+              <w:right w:val="single" w:color="CCCCCC" w:sz="1"/>
+            </w:tcBorders>
+            <w:vAlign w:val="center"/>
+          </w:tcPr>
+          <w:p>
+            <w:pPr>
+              <w:jc w:val="center"/>
+            </w:pPr>
+            <w:r>
+              <w:t xml:space="preserve">2026.1</w:t>
+            </w:r>
+          </w:p>
+        </w:tc>
+        <w:tc>
+          <w:tcPr>
+            <w:tcW w:type="dxa" w:w="2256"/>
+            <w:tcBorders>
+              <w:top w:val="single" w:color="CCCCCC" w:sz="1"/>
+              <w:left w:val="single" w:color="CCCCCC" w:sz="1"/>
+              <w:bottom w:val="single" w:color="CCCCCC" w:sz="1"/>
+              <w:right w:val="single" w:color="CCCCCC" w:sz="1"/>
+            </w:tcBorders>
+            <w:vAlign w:val="center"/>
+          </w:tcPr>
+          <w:p>
+            <w:pPr>
+              <w:jc w:val="center"/>
+            </w:pPr>
+            <w:r>
+              <w:t xml:space="preserve">通用GPU/AI加速</w:t>
+            </w:r>
+          </w:p>
+        </w:tc>
+      </w:tr>
+      <w:tr>
+        <w:tc>
+          <w:tcPr>
+            <w:tcW w:type="dxa" w:w="2256"/>
+            <w:tcBorders>
+              <w:top w:val="single" w:color="CCCCCC" w:sz="1"/>
+              <w:left w:val="single" w:color="CCCCCC" w:sz="1"/>
+              <w:bottom w:val="single" w:color="CCCCCC" w:sz="1"/>
+              <w:right w:val="single" w:color="CCCCCC" w:sz="1"/>
+            </w:tcBorders>
+            <w:vAlign w:val="center"/>
+          </w:tcPr>
+          <w:p>
+            <w:pPr>
+              <w:jc w:val="center"/>
+            </w:pPr>
+            <w:r>
+              <w:t xml:space="preserve">寒武纪</w:t>
+            </w:r>
+          </w:p>
+        </w:tc>
+        <w:tc>
+          <w:tcPr>
+            <w:tcW w:type="dxa" w:w="2256"/>
+            <w:tcBorders>
+              <w:top w:val="single" w:color="CCCCCC" w:sz="1"/>
+              <w:left w:val="single" w:color="CCCCCC" w:sz="1"/>
+              <w:bottom w:val="single" w:color="CCCCCC" w:sz="1"/>
+              <w:right w:val="single" w:color="CCCCCC" w:sz="1"/>
+            </w:tcBorders>
+            <w:vAlign w:val="center"/>
+          </w:tcPr>
+          <w:p>
+            <w:pPr>
+              <w:jc w:val="center"/>
+            </w:pPr>
+            <w:r>
+              <w:t xml:space="preserve">688256.SH</w:t>
+            </w:r>
+          </w:p>
+        </w:tc>
+        <w:tc>
+          <w:tcPr>
+            <w:tcW w:type="dxa" w:w="2256"/>
+            <w:tcBorders>
+              <w:top w:val="single" w:color="CCCCCC" w:sz="1"/>
+              <w:left w:val="single" w:color="CCCCCC" w:sz="1"/>
+              <w:bottom w:val="single" w:color="CCCCCC" w:sz="1"/>
+              <w:right w:val="single" w:color="CCCCCC" w:sz="1"/>
+            </w:tcBorders>
+            <w:vAlign w:val="center"/>
+          </w:tcPr>
+          <w:p>
+            <w:pPr>
+              <w:jc w:val="center"/>
+            </w:pPr>
+            <w:r>
+              <w:t xml:space="preserve">2020.7</w:t>
+            </w:r>
+          </w:p>
+        </w:tc>
+        <w:tc>
+          <w:tcPr>
+            <w:tcW w:type="dxa" w:w="2256"/>
+            <w:tcBorders>
+              <w:top w:val="single" w:color="CCCCCC" w:sz="1"/>
+              <w:left w:val="single" w:color="CCCCCC" w:sz="1"/>
+              <w:bottom w:val="single" w:color="CCCCCC" w:sz="1"/>
+              <w:right w:val="single" w:color="CCCCCC" w:sz="1"/>
+            </w:tcBorders>
+            <w:vAlign w:val="center"/>
+          </w:tcPr>
+          <w:p>
+            <w:pPr>
+              <w:jc w:val="center"/>
+            </w:pPr>
+            <w:r>
+              <w:t xml:space="preserve">云端AI芯片（已上市）</w:t>
+            </w:r>
+          </w:p>
+        </w:tc>
+      </w:tr>
+      <w:tr>
+        <w:tc>
+          <w:tcPr>
+            <w:tcW w:type="dxa" w:w="2256"/>
+            <w:tcBorders>
+              <w:top w:val="single" w:color="CCCCCC" w:sz="1"/>
+              <w:left w:val="single" w:color="CCCCCC" w:sz="1"/>
+              <w:bottom w:val="single" w:color="CCCCCC" w:sz="1"/>
+              <w:right w:val="single" w:color="CCCCCC" w:sz="1"/>
+            </w:tcBorders>
+            <w:vAlign w:val="center"/>
+          </w:tcPr>
+          <w:p>
+            <w:pPr>
+              <w:jc w:val="center"/>
+            </w:pPr>
+            <w:r>
+              <w:t xml:space="preserve">海光信息</w:t>
+            </w:r>
+          </w:p>
+        </w:tc>
+        <w:tc>
+          <w:tcPr>
+            <w:tcW w:type="dxa" w:w="2256"/>
+            <w:tcBorders>
+              <w:top w:val="single" w:color="CCCCCC" w:sz="1"/>
+              <w:left w:val="single" w:color="CCCCCC" w:sz="1"/>
+              <w:bottom w:val="single" w:color="CCCCCC" w:sz="1"/>
+              <w:right w:val="single" w:color="CCCCCC" w:sz="1"/>
+            </w:tcBorders>
+            <w:vAlign w:val="center"/>
+          </w:tcPr>
+          <w:p>
+            <w:pPr>
+              <w:jc w:val="center"/>
+            </w:pPr>
+            <w:r>
+              <w:t xml:space="preserve">688041.SH</w:t>
+            </w:r>
+          </w:p>
+        </w:tc>
+        <w:tc>
+          <w:tcPr>
+            <w:tcW w:type="dxa" w:w="2256"/>
+            <w:tcBorders>
+              <w:top w:val="single" w:color="CCCCCC" w:sz="1"/>
+              <w:left w:val="single" w:color="CCCCCC" w:sz="1"/>
+              <w:bottom w:val="single" w:color="CCCCCC" w:sz="1"/>
+              <w:right w:val="single" w:color="CCCCCC" w:sz="1"/>
+            </w:tcBorders>
+            <w:vAlign w:val="center"/>
+          </w:tcPr>
+          <w:p>
+            <w:pPr>
+              <w:jc w:val="center"/>
+            </w:pPr>
+            <w:r>
+              <w:t xml:space="preserve">2022.8</w:t>
+            </w:r>
+          </w:p>
+        </w:tc>
+        <w:tc>
+          <w:tcPr>
+            <w:tcW w:type="dxa" w:w="2256"/>
+            <w:tcBorders>
+              <w:top w:val="single" w:color="CCCCCC" w:sz="1"/>
+              <w:left w:val="single" w:color="CCCCCC" w:sz="1"/>
+              <w:bottom w:val="single" w:color="CCCCCC" w:sz="1"/>
+              <w:right w:val="single" w:color="CCCCCC" w:sz="1"/>
+            </w:tcBorders>
+            <w:vAlign w:val="center"/>
+          </w:tcPr>
+          <w:p>
+            <w:pPr>
+              <w:jc w:val="center"/>
+            </w:pPr>
+            <w:r>
+              <w:t xml:space="preserve">CPU+DCU（已上市）</w:t>
+            </w:r>
+          </w:p>
+        </w:tc>
+      </w:tr>
+    </w:tbl>
+    <w:p>
+      <w:r>
+        <w:rPr>
+          <w:b/>
+          <w:bCs/>
+        </w:rPr>
+        <w:t xml:space="preserve">催化剂链条：</w:t>
+      </w:r>
+    </w:p>
+    <w:p>
+      <w:pPr>
+        <w:pStyle w:val="ListParagraph"/>
+        <w:numPr>
+          <w:ilvl w:val="0"/>
+          <w:numId w:val="15"/>
+        </w:numPr>
+      </w:pPr>
+      <w:r>
+        <w:t xml:space="preserve">美国对华AI芯片管制持续加码（2022年起多轮，2026年转向按总部归属限制）</w:t>
+      </w:r>
+    </w:p>
+    <w:p>
+      <w:pPr>
+        <w:pStyle w:val="ListParagraph"/>
+        <w:numPr>
+          <w:ilvl w:val="0"/>
+          <w:numId w:val="15"/>
+        </w:numPr>
+      </w:pPr>
+      <w:r>
+        <w:t xml:space="preserve">国产替代加速：2025年国产AI加速卡出货165万张，份额首破40%</w:t>
+      </w:r>
+    </w:p>
+    <w:p>
+      <w:pPr>
+        <w:pStyle w:val="ListParagraph"/>
+        <w:numPr>
+          <w:ilvl w:val="0"/>
+          <w:numId w:val="15"/>
+        </w:numPr>
+      </w:pPr>
+      <w:r>
+        <w:t xml:space="preserve">四小龙2025.12-2026.1密集IPO，燧原9/2申购补齐最后一块拼图</w:t>
+      </w:r>
+    </w:p>
+    <w:p>
+      <w:pPr>
+        <w:pStyle w:val="ListParagraph"/>
+        <w:numPr>
+          <w:ilvl w:val="0"/>
+          <w:numId w:val="15"/>
+        </w:numPr>
+      </w:pPr>
+      <w:r>
+        <w:t xml:space="preserve">60亿募资投入第五代/第六代芯片研发，对标国际高端AI芯片</w:t>
+      </w:r>
+    </w:p>
+    <w:p>
+      <w:pPr>
+        <w:pStyle w:val="ListParagraph"/>
+        <w:numPr>
+          <w:ilvl w:val="0"/>
+          <w:numId w:val="15"/>
+        </w:numPr>
+      </w:pPr>
+      <w:r>
+        <w:t xml:space="preserve">全链条自主可控：本地设计+制造+封测+EDA/IP+模型+应用</w:t>
+      </w:r>
+    </w:p>
+    <w:p>
+      <w:r>
+        <w:rPr>
+          <w:b/>
+          <w:bCs/>
+        </w:rPr>
+        <w:t xml:space="preserve">弹性排序：</w:t>
+      </w:r>
+      <w:r>
+        <w:t xml:space="preserve"> AI芯片设计（燧原/寒武纪） &gt; 先进封装（通富微电/长电科技） &gt; 半导体设备（中微/北方华创） &gt; 算力租赁/IDC</w:t>
+      </w:r>
+    </w:p>
+    <w:p>
+      <w:r>
+        <w:rPr>
+          <w:b/>
+          <w:bCs/>
+        </w:rPr>
+        <w:t xml:space="preserve">大白话：</w:t>
+      </w:r>
+      <w:r>
+        <w:t xml:space="preserve"> 9月2日，燧原科技正式开启科创板申购，发行价142.18元，一签需缴款7.11万元。这家2018年成立的公司是国产GPU"四小龙"中最后一家上市的企业——摩尔线程、沐曦股份去年底先后登陆科创板，壁仞科技今年1月在港交所上市。至此，国产高端AI芯片四家头部初创公司全部进入资本市场。燧原8年自研了4代架构5款芯片，客户包括腾讯等大厂，2026上半年营收11.2亿同比暴增279%，但还在亏损。60亿募资主要投第五代和第六代芯片研发。这件事的背景是美国芯片管制越来越严，国产替代从"备选"变成"必选"——去年国产AI加速卡出货量份额已经从零头涨到41%。燧原上市标志着国产AI芯片赛道从"各自突围"进入"资本化集群作战"阶段。</w:t>
+      </w:r>
+    </w:p>
+    <w:p>
+      <w:r>
+        <w:rPr>
+          <w:b/>
+          <w:bCs/>
+        </w:rPr>
+        <w:t xml:space="preserve">风险提示：</w:t>
+      </w:r>
+    </w:p>
+    <w:p>
+      <w:pPr>
+        <w:pStyle w:val="ListParagraph"/>
+        <w:numPr>
+          <w:ilvl w:val="0"/>
+          <w:numId w:val="16"/>
+        </w:numPr>
+      </w:pPr>
+      <w:r>
+        <w:t xml:space="preserve">公司尚未盈利，静态市销率61.8倍估值偏高（虽低于同行均值100.6倍）</w:t>
+      </w:r>
+    </w:p>
+    <w:p>
+      <w:pPr>
+        <w:pStyle w:val="ListParagraph"/>
+        <w:numPr>
+          <w:ilvl w:val="0"/>
+          <w:numId w:val="16"/>
+        </w:numPr>
+      </w:pPr>
+      <w:r>
+        <w:t xml:space="preserve">若上市后未盈利，将触发科创板特殊退市条款（需关注后续盈利路径）</w:t>
+      </w:r>
+    </w:p>
+    <w:p>
+      <w:pPr>
+        <w:pStyle w:val="ListParagraph"/>
+        <w:numPr>
+          <w:ilvl w:val="0"/>
+          <w:numId w:val="16"/>
+        </w:numPr>
+      </w:pPr>
+      <w:r>
+        <w:t xml:space="preserve">美国管制可能进一步升级，供应链（制造/封测/EDA）仍有被卡风险</w:t>
+      </w:r>
+    </w:p>
+    <w:p>
+      <w:pPr>
+        <w:pStyle w:val="ListParagraph"/>
+        <w:numPr>
+          <w:ilvl w:val="0"/>
+          <w:numId w:val="16"/>
+        </w:numPr>
+      </w:pPr>
+      <w:r>
+        <w:t xml:space="preserve">国产AI芯片竞争加剧，四小龙+华为昇腾+海光信息赛道拥挤</w:t>
+      </w:r>
+    </w:p>
+    <w:p>
+      <w:pPr>
+        <w:pStyle w:val="ListParagraph"/>
+        <w:numPr>
+          <w:ilvl w:val="0"/>
+          <w:numId w:val="17"/>
+        </w:numPr>
+      </w:pPr>
+      <w:r>
+        <w:t xml:space="preserve">[A级] 百家号·燧原定价142.18元 (9/1) https://baijiahao.baidu.com/s?id=1875103958340918664</w:t>
+      </w:r>
+    </w:p>
+    <w:p>
+      <w:pPr>
+        <w:pStyle w:val="ListParagraph"/>
+        <w:numPr>
+          <w:ilvl w:val="0"/>
+          <w:numId w:val="17"/>
+        </w:numPr>
+      </w:pPr>
+      <w:r>
+        <w:t xml:space="preserve">[A级] 百家号·四小龙最后一块拼图 (9/1) https://baijiahao.baidu.com/s?id=1875124500299785056</w:t>
+      </w:r>
+    </w:p>
+    <w:p>
+      <w:pPr>
+        <w:pStyle w:val="ListParagraph"/>
+        <w:numPr>
+          <w:ilvl w:val="0"/>
+          <w:numId w:val="17"/>
+        </w:numPr>
+      </w:pPr>
+      <w:r>
+        <w:t xml:space="preserve">[A级] 新浪·四小龙会师资本市场 (9/2) http://finance.sina.com.cn/stock/relnews/cn/2026-09-02/doc-iniqmshw7657814.shtml</w:t>
+      </w:r>
+    </w:p>
+    <w:p>
+      <w:pPr>
+        <w:pStyle w:val="ListParagraph"/>
+        <w:numPr>
+          <w:ilvl w:val="0"/>
+          <w:numId w:val="17"/>
+        </w:numPr>
+      </w:pPr>
+      <w:r>
+        <w:t xml:space="preserve">[A级] 百家号·2026国产AI芯片深度观察 (9/2) https://baijiahao.baidu.com/s?id=1875207078382098271</w:t>
+      </w:r>
+    </w:p>
+    <w:p>
+      <w:pPr>
+        <w:pStyle w:val="ListParagraph"/>
+        <w:numPr>
+          <w:ilvl w:val="0"/>
+          <w:numId w:val="17"/>
+        </w:numPr>
+      </w:pPr>
+      <w:r>
+        <w:t xml:space="preserve">[A级] 百家号·燧原申购（中金研报） (9/2) https://baijiahao.baidu.com/s?id=1875184206334176896</w:t>
+      </w:r>
+    </w:p>
+    <w:p>
+      <w:pPr>
+        <w:pStyle w:val="Heading3"/>
+        <w:spacing w:after="120" w:before="120"/>
+        <w:outlineLvl w:val="2"/>
+      </w:pPr>
+      <w:r>
+        <w:rPr>
+          <w:rFonts w:ascii="Microsoft YaHei" w:cs="Microsoft YaHei" w:eastAsia="Microsoft YaHei" w:hAnsi="Microsoft YaHei"/>
+          <w:b/>
+          <w:bCs/>
+          <w:color w:val="1A5276"/>
+          <w:sz w:val="26"/>
+          <w:szCs w:val="26"/>
+        </w:rPr>
+        <w:t xml:space="preserve">工信部启动AI应用服务商培育专项行动：2026年底资源池突破2000家</w:t>
+      </w:r>
+    </w:p>
+    <w:p>
+      <w:r>
+        <w:rPr>
+          <w:b/>
+          <w:bCs/>
+        </w:rPr>
+        <w:t xml:space="preserve">评级：</w:t>
+      </w:r>
+      <w:r>
+        <w:t xml:space="preserve"> ★★☆ 板块级催化 C型（政策驱动）</w:t>
+      </w:r>
+    </w:p>
+    <w:tbl>
+      <w:tblPr>
+        <w:tblW w:type="dxa" w:w="9026"/>
+        <w:jc w:val="center"/>
+        <w:tblBorders>
+          <w:top w:val="single" w:color="auto" w:sz="4"/>
+          <w:left w:val="single" w:color="auto" w:sz="4"/>
+          <w:bottom w:val="single" w:color="auto" w:sz="4"/>
+          <w:right w:val="single" w:color="auto" w:sz="4"/>
+          <w:insideH w:val="single" w:color="auto" w:sz="4"/>
+          <w:insideV w:val="single" w:color="auto" w:sz="4"/>
+        </w:tblBorders>
+      </w:tblPr>
+      <w:tblGrid>
+        <w:gridCol w:w="4513"/>
+        <w:gridCol w:w="4513"/>
+      </w:tblGrid>
+      <w:tr>
+        <w:tc>
+          <w:tcPr>
+            <w:tcW w:type="dxa" w:w="4513"/>
+            <w:tcBorders>
+              <w:top w:val="single" w:color="CCCCCC" w:sz="1"/>
+              <w:left w:val="single" w:color="CCCCCC" w:sz="1"/>
+              <w:bottom w:val="single" w:color="CCCCCC" w:sz="1"/>
+              <w:right w:val="single" w:color="CCCCCC" w:sz="1"/>
+            </w:tcBorders>
+            <w:shd w:fill="D5E8F0" w:val="clear"/>
+            <w:vAlign w:val="center"/>
+          </w:tcPr>
+          <w:p>
+            <w:pPr>
+              <w:jc w:val="center"/>
+            </w:pPr>
+            <w:r>
+              <w:rPr>
+                <w:b/>
+                <w:bCs/>
+              </w:rPr>
+              <w:t xml:space="preserve">维度</w:t>
+            </w:r>
+          </w:p>
+        </w:tc>
+        <w:tc>
+          <w:tcPr>
+            <w:tcW w:type="dxa" w:w="4513"/>
+            <w:tcBorders>
+              <w:top w:val="single" w:color="CCCCCC" w:sz="1"/>
+              <w:left w:val="single" w:color="CCCCCC" w:sz="1"/>
+              <w:bottom w:val="single" w:color="CCCCCC" w:sz="1"/>
+              <w:right w:val="single" w:color="CCCCCC" w:sz="1"/>
+            </w:tcBorders>
+            <w:shd w:fill="D5E8F0" w:val="clear"/>
+            <w:vAlign w:val="center"/>
+          </w:tcPr>
+          <w:p>
+            <w:pPr>
+              <w:jc w:val="center"/>
+            </w:pPr>
+            <w:r>
+              <w:rPr>
+                <w:b/>
+                <w:bCs/>
+              </w:rPr>
+              <w:t xml:space="preserve">内容</w:t>
+            </w:r>
+          </w:p>
+        </w:tc>
+      </w:tr>
+      <w:tr>
+        <w:tc>
+          <w:tcPr>
+            <w:tcW w:type="dxa" w:w="4513"/>
+            <w:tcBorders>
+              <w:top w:val="single" w:color="CCCCCC" w:sz="1"/>
+              <w:left w:val="single" w:color="CCCCCC" w:sz="1"/>
+              <w:bottom w:val="single" w:color="CCCCCC" w:sz="1"/>
+              <w:right w:val="single" w:color="CCCCCC" w:sz="1"/>
+            </w:tcBorders>
+            <w:vAlign w:val="center"/>
+          </w:tcPr>
+          <w:p>
+            <w:pPr>
+              <w:jc w:val="center"/>
+            </w:pPr>
+            <w:r>
+              <w:t xml:space="preserve">行业</w:t>
+            </w:r>
+          </w:p>
+        </w:tc>
+        <w:tc>
+          <w:tcPr>
+            <w:tcW w:type="dxa" w:w="4513"/>
+            <w:tcBorders>
+              <w:top w:val="single" w:color="CCCCCC" w:sz="1"/>
+              <w:left w:val="single" w:color="CCCCCC" w:sz="1"/>
+              <w:bottom w:val="single" w:color="CCCCCC" w:sz="1"/>
+              <w:right w:val="single" w:color="CCCCCC" w:sz="1"/>
+            </w:tcBorders>
+            <w:vAlign w:val="center"/>
+          </w:tcPr>
+          <w:p>
+            <w:pPr>
+              <w:jc w:val="center"/>
+            </w:pPr>
+            <w:r>
+              <w:t xml:space="preserve">人工智能应用</w:t>
+            </w:r>
+          </w:p>
+        </w:tc>
+      </w:tr>
+      <w:tr>
+        <w:tc>
+          <w:tcPr>
+            <w:tcW w:type="dxa" w:w="4513"/>
+            <w:tcBorders>
+              <w:top w:val="single" w:color="CCCCCC" w:sz="1"/>
+              <w:left w:val="single" w:color="CCCCCC" w:sz="1"/>
+              <w:bottom w:val="single" w:color="CCCCCC" w:sz="1"/>
+              <w:right w:val="single" w:color="CCCCCC" w:sz="1"/>
+            </w:tcBorders>
+            <w:vAlign w:val="center"/>
+          </w:tcPr>
+          <w:p>
+            <w:pPr>
+              <w:jc w:val="center"/>
+            </w:pPr>
+            <w:r>
+              <w:t xml:space="preserve">事件</w:t>
+            </w:r>
+          </w:p>
+        </w:tc>
+        <w:tc>
+          <w:tcPr>
+            <w:tcW w:type="dxa" w:w="4513"/>
+            <w:tcBorders>
+              <w:top w:val="single" w:color="CCCCCC" w:sz="1"/>
+              <w:left w:val="single" w:color="CCCCCC" w:sz="1"/>
+              <w:bottom w:val="single" w:color="CCCCCC" w:sz="1"/>
+              <w:right w:val="single" w:color="CCCCCC" w:sz="1"/>
+            </w:tcBorders>
+            <w:vAlign w:val="center"/>
+          </w:tcPr>
+          <w:p>
+            <w:pPr>
+              <w:jc w:val="center"/>
+            </w:pPr>
+            <w:r>
+              <w:t xml:space="preserve">政策发布</w:t>
+            </w:r>
+          </w:p>
+        </w:tc>
+      </w:tr>
+      <w:tr>
+        <w:tc>
+          <w:tcPr>
+            <w:tcW w:type="dxa" w:w="4513"/>
+            <w:tcBorders>
+              <w:top w:val="single" w:color="CCCCCC" w:sz="1"/>
+              <w:left w:val="single" w:color="CCCCCC" w:sz="1"/>
+              <w:bottom w:val="single" w:color="CCCCCC" w:sz="1"/>
+              <w:right w:val="single" w:color="CCCCCC" w:sz="1"/>
+            </w:tcBorders>
+            <w:vAlign w:val="center"/>
+          </w:tcPr>
+          <w:p>
+            <w:pPr>
+              <w:jc w:val="center"/>
+            </w:pPr>
+            <w:r>
+              <w:t xml:space="preserve">性质</w:t>
+            </w:r>
+          </w:p>
+        </w:tc>
+        <w:tc>
+          <w:tcPr>
+            <w:tcW w:type="dxa" w:w="4513"/>
+            <w:tcBorders>
+              <w:top w:val="single" w:color="CCCCCC" w:sz="1"/>
+              <w:left w:val="single" w:color="CCCCCC" w:sz="1"/>
+              <w:bottom w:val="single" w:color="CCCCCC" w:sz="1"/>
+              <w:right w:val="single" w:color="CCCCCC" w:sz="1"/>
+            </w:tcBorders>
+            <w:vAlign w:val="center"/>
+          </w:tcPr>
+          <w:p>
+            <w:pPr>
+              <w:jc w:val="center"/>
+            </w:pPr>
+            <w:r>
+              <w:t xml:space="preserve">生态建设</w:t>
+            </w:r>
+          </w:p>
+        </w:tc>
+      </w:tr>
+    </w:tbl>
+    <w:tbl>
+      <w:tblPr>
+        <w:tblW w:type="dxa" w:w="9026"/>
+        <w:jc w:val="center"/>
+        <w:tblBorders>
+          <w:top w:val="single" w:color="auto" w:sz="4"/>
+          <w:left w:val="single" w:color="auto" w:sz="4"/>
+          <w:bottom w:val="single" w:color="auto" w:sz="4"/>
+          <w:right w:val="single" w:color="auto" w:sz="4"/>
+          <w:insideH w:val="single" w:color="auto" w:sz="4"/>
+          <w:insideV w:val="single" w:color="auto" w:sz="4"/>
+        </w:tblBorders>
+      </w:tblPr>
+      <w:tblGrid>
+        <w:gridCol w:w="4513"/>
+        <w:gridCol w:w="4513"/>
+      </w:tblGrid>
+      <w:tr>
+        <w:tc>
+          <w:tcPr>
+            <w:tcW w:type="dxa" w:w="4513"/>
+            <w:tcBorders>
+              <w:top w:val="single" w:color="CCCCCC" w:sz="1"/>
+              <w:left w:val="single" w:color="CCCCCC" w:sz="1"/>
+              <w:bottom w:val="single" w:color="CCCCCC" w:sz="1"/>
+              <w:right w:val="single" w:color="CCCCCC" w:sz="1"/>
+            </w:tcBorders>
+            <w:shd w:fill="D5E8F0" w:val="clear"/>
+            <w:vAlign w:val="center"/>
+          </w:tcPr>
+          <w:p>
+            <w:pPr>
+              <w:jc w:val="center"/>
+            </w:pPr>
+            <w:r>
+              <w:rPr>
+                <w:b/>
+                <w:bCs/>
+              </w:rPr>
+              <w:t xml:space="preserve">核心参数</w:t>
+            </w:r>
+          </w:p>
+        </w:tc>
+        <w:tc>
+          <w:tcPr>
+            <w:tcW w:type="dxa" w:w="4513"/>
+            <w:tcBorders>
+              <w:top w:val="single" w:color="CCCCCC" w:sz="1"/>
+              <w:left w:val="single" w:color="CCCCCC" w:sz="1"/>
+              <w:bottom w:val="single" w:color="CCCCCC" w:sz="1"/>
+              <w:right w:val="single" w:color="CCCCCC" w:sz="1"/>
+            </w:tcBorders>
+            <w:shd w:fill="D5E8F0" w:val="clear"/>
+            <w:vAlign w:val="center"/>
+          </w:tcPr>
+          <w:p>
+            <w:pPr>
+              <w:jc w:val="center"/>
+            </w:pPr>
+            <w:r>
+              <w:rPr>
+                <w:b/>
+                <w:bCs/>
+              </w:rPr>
+              <w:t xml:space="preserve">值</w:t>
+            </w:r>
+          </w:p>
+        </w:tc>
+      </w:tr>
+      <w:tr>
+        <w:tc>
+          <w:tcPr>
+            <w:tcW w:type="dxa" w:w="4513"/>
+            <w:tcBorders>
+              <w:top w:val="single" w:color="CCCCCC" w:sz="1"/>
+              <w:left w:val="single" w:color="CCCCCC" w:sz="1"/>
+              <w:bottom w:val="single" w:color="CCCCCC" w:sz="1"/>
+              <w:right w:val="single" w:color="CCCCCC" w:sz="1"/>
+            </w:tcBorders>
+            <w:vAlign w:val="center"/>
+          </w:tcPr>
+          <w:p>
+            <w:pPr>
+              <w:jc w:val="center"/>
+            </w:pPr>
+            <w:r>
+              <w:t xml:space="preserve">发布机构</w:t>
+            </w:r>
+          </w:p>
+        </w:tc>
+        <w:tc>
+          <w:tcPr>
+            <w:tcW w:type="dxa" w:w="4513"/>
+            <w:tcBorders>
+              <w:top w:val="single" w:color="CCCCCC" w:sz="1"/>
+              <w:left w:val="single" w:color="CCCCCC" w:sz="1"/>
+              <w:bottom w:val="single" w:color="CCCCCC" w:sz="1"/>
+              <w:right w:val="single" w:color="CCCCCC" w:sz="1"/>
+            </w:tcBorders>
+            <w:vAlign w:val="center"/>
+          </w:tcPr>
+          <w:p>
+            <w:pPr>
+              <w:jc w:val="center"/>
+            </w:pPr>
+            <w:r>
+              <w:t xml:space="preserve">工业和信息化部办公厅</w:t>
+            </w:r>
+          </w:p>
+        </w:tc>
+      </w:tr>
+      <w:tr>
+        <w:tc>
+          <w:tcPr>
+            <w:tcW w:type="dxa" w:w="4513"/>
+            <w:tcBorders>
+              <w:top w:val="single" w:color="CCCCCC" w:sz="1"/>
+              <w:left w:val="single" w:color="CCCCCC" w:sz="1"/>
+              <w:bottom w:val="single" w:color="CCCCCC" w:sz="1"/>
+              <w:right w:val="single" w:color="CCCCCC" w:sz="1"/>
+            </w:tcBorders>
+            <w:vAlign w:val="center"/>
+          </w:tcPr>
+          <w:p>
+            <w:pPr>
+              <w:jc w:val="center"/>
+            </w:pPr>
+            <w:r>
+              <w:t xml:space="preserve">发布时间</w:t>
+            </w:r>
+          </w:p>
+        </w:tc>
+        <w:tc>
+          <w:tcPr>
+            <w:tcW w:type="dxa" w:w="4513"/>
+            <w:tcBorders>
+              <w:top w:val="single" w:color="CCCCCC" w:sz="1"/>
+              <w:left w:val="single" w:color="CCCCCC" w:sz="1"/>
+              <w:bottom w:val="single" w:color="CCCCCC" w:sz="1"/>
+              <w:right w:val="single" w:color="CCCCCC" w:sz="1"/>
+            </w:tcBorders>
+            <w:vAlign w:val="center"/>
+          </w:tcPr>
+          <w:p>
+            <w:pPr>
+              <w:jc w:val="center"/>
+            </w:pPr>
+            <w:r>
+              <w:t xml:space="preserve">8/31印发，9/1公开</w:t>
+            </w:r>
+          </w:p>
+        </w:tc>
+      </w:tr>
+      <w:tr>
+        <w:tc>
+          <w:tcPr>
+            <w:tcW w:type="dxa" w:w="4513"/>
+            <w:tcBorders>
+              <w:top w:val="single" w:color="CCCCCC" w:sz="1"/>
+              <w:left w:val="single" w:color="CCCCCC" w:sz="1"/>
+              <w:bottom w:val="single" w:color="CCCCCC" w:sz="1"/>
+              <w:right w:val="single" w:color="CCCCCC" w:sz="1"/>
+            </w:tcBorders>
+            <w:vAlign w:val="center"/>
+          </w:tcPr>
+          <w:p>
+            <w:pPr>
+              <w:jc w:val="center"/>
+            </w:pPr>
+            <w:r>
+              <w:t xml:space="preserve">近期目标</w:t>
+            </w:r>
+          </w:p>
+        </w:tc>
+        <w:tc>
+          <w:tcPr>
+            <w:tcW w:type="dxa" w:w="4513"/>
+            <w:tcBorders>
+              <w:top w:val="single" w:color="CCCCCC" w:sz="1"/>
+              <w:left w:val="single" w:color="CCCCCC" w:sz="1"/>
+              <w:bottom w:val="single" w:color="CCCCCC" w:sz="1"/>
+              <w:right w:val="single" w:color="CCCCCC" w:sz="1"/>
+            </w:tcBorders>
+            <w:vAlign w:val="center"/>
+          </w:tcPr>
+          <w:p>
+            <w:pPr>
+              <w:jc w:val="center"/>
+            </w:pPr>
+            <w:r>
+              <w:t xml:space="preserve">2026年底服务商资源池突破2000家</w:t>
+            </w:r>
+          </w:p>
+        </w:tc>
+      </w:tr>
+      <w:tr>
+        <w:tc>
+          <w:tcPr>
+            <w:tcW w:type="dxa" w:w="4513"/>
+            <w:tcBorders>
+              <w:top w:val="single" w:color="CCCCCC" w:sz="1"/>
+              <w:left w:val="single" w:color="CCCCCC" w:sz="1"/>
+              <w:bottom w:val="single" w:color="CCCCCC" w:sz="1"/>
+              <w:right w:val="single" w:color="CCCCCC" w:sz="1"/>
+            </w:tcBorders>
+            <w:vAlign w:val="center"/>
+          </w:tcPr>
+          <w:p>
+            <w:pPr>
+              <w:jc w:val="center"/>
+            </w:pPr>
+            <w:r>
+              <w:t xml:space="preserve">远期目标</w:t>
+            </w:r>
+          </w:p>
+        </w:tc>
+        <w:tc>
+          <w:tcPr>
+            <w:tcW w:type="dxa" w:w="4513"/>
+            <w:tcBorders>
+              <w:top w:val="single" w:color="CCCCCC" w:sz="1"/>
+              <w:left w:val="single" w:color="CCCCCC" w:sz="1"/>
+              <w:bottom w:val="single" w:color="CCCCCC" w:sz="1"/>
+              <w:right w:val="single" w:color="CCCCCC" w:sz="1"/>
+            </w:tcBorders>
+            <w:vAlign w:val="center"/>
+          </w:tcPr>
+          <w:p>
+            <w:pPr>
+              <w:jc w:val="center"/>
+            </w:pPr>
+            <w:r>
+              <w:t xml:space="preserve">构建多层次服务商梯队</w:t>
+            </w:r>
+          </w:p>
+        </w:tc>
+      </w:tr>
+      <w:tr>
+        <w:tc>
+          <w:tcPr>
+            <w:tcW w:type="dxa" w:w="4513"/>
+            <w:tcBorders>
+              <w:top w:val="single" w:color="CCCCCC" w:sz="1"/>
+              <w:left w:val="single" w:color="CCCCCC" w:sz="1"/>
+              <w:bottom w:val="single" w:color="CCCCCC" w:sz="1"/>
+              <w:right w:val="single" w:color="CCCCCC" w:sz="1"/>
+            </w:tcBorders>
+            <w:vAlign w:val="center"/>
+          </w:tcPr>
+          <w:p>
+            <w:pPr>
+              <w:jc w:val="center"/>
+            </w:pPr>
+            <w:r>
+              <w:t xml:space="preserve">核心机制</w:t>
+            </w:r>
+          </w:p>
+        </w:tc>
+        <w:tc>
+          <w:tcPr>
+            <w:tcW w:type="dxa" w:w="4513"/>
+            <w:tcBorders>
+              <w:top w:val="single" w:color="CCCCCC" w:sz="1"/>
+              <w:left w:val="single" w:color="CCCCCC" w:sz="1"/>
+              <w:bottom w:val="single" w:color="CCCCCC" w:sz="1"/>
+              <w:right w:val="single" w:color="CCCCCC" w:sz="1"/>
+            </w:tcBorders>
+            <w:vAlign w:val="center"/>
+          </w:tcPr>
+          <w:p>
+            <w:pPr>
+              <w:jc w:val="center"/>
+            </w:pPr>
+            <w:r>
+              <w:t xml:space="preserve">首购首用+风险补偿，降低采购方试错成本</w:t>
+            </w:r>
+          </w:p>
+        </w:tc>
+      </w:tr>
+      <w:tr>
+        <w:tc>
+          <w:tcPr>
+            <w:tcW w:type="dxa" w:w="4513"/>
+            <w:tcBorders>
+              <w:top w:val="single" w:color="CCCCCC" w:sz="1"/>
+              <w:left w:val="single" w:color="CCCCCC" w:sz="1"/>
+              <w:bottom w:val="single" w:color="CCCCCC" w:sz="1"/>
+              <w:right w:val="single" w:color="CCCCCC" w:sz="1"/>
+            </w:tcBorders>
+            <w:vAlign w:val="center"/>
+          </w:tcPr>
+          <w:p>
+            <w:pPr>
+              <w:jc w:val="center"/>
+            </w:pPr>
+            <w:r>
+              <w:t xml:space="preserve">采购重点</w:t>
+            </w:r>
+          </w:p>
+        </w:tc>
+        <w:tc>
+          <w:tcPr>
+            <w:tcW w:type="dxa" w:w="4513"/>
+            <w:tcBorders>
+              <w:top w:val="single" w:color="CCCCCC" w:sz="1"/>
+              <w:left w:val="single" w:color="CCCCCC" w:sz="1"/>
+              <w:bottom w:val="single" w:color="CCCCCC" w:sz="1"/>
+              <w:right w:val="single" w:color="CCCCCC" w:sz="1"/>
+            </w:tcBorders>
+            <w:vAlign w:val="center"/>
+          </w:tcPr>
+          <w:p>
+            <w:pPr>
+              <w:jc w:val="center"/>
+            </w:pPr>
+            <w:r>
+              <w:t xml:space="preserve">大模型、智能体、Token等服务</w:t>
+            </w:r>
+          </w:p>
+        </w:tc>
+      </w:tr>
+      <w:tr>
+        <w:tc>
+          <w:tcPr>
+            <w:tcW w:type="dxa" w:w="4513"/>
+            <w:tcBorders>
+              <w:top w:val="single" w:color="CCCCCC" w:sz="1"/>
+              <w:left w:val="single" w:color="CCCCCC" w:sz="1"/>
+              <w:bottom w:val="single" w:color="CCCCCC" w:sz="1"/>
+              <w:right w:val="single" w:color="CCCCCC" w:sz="1"/>
+            </w:tcBorders>
+            <w:vAlign w:val="center"/>
+          </w:tcPr>
+          <w:p>
+            <w:pPr>
+              <w:jc w:val="center"/>
+            </w:pPr>
+            <w:r>
+              <w:t xml:space="preserve">四项原则</w:t>
+            </w:r>
+          </w:p>
+        </w:tc>
+        <w:tc>
+          <w:tcPr>
+            <w:tcW w:type="dxa" w:w="4513"/>
+            <w:tcBorders>
+              <w:top w:val="single" w:color="CCCCCC" w:sz="1"/>
+              <w:left w:val="single" w:color="CCCCCC" w:sz="1"/>
+              <w:bottom w:val="single" w:color="CCCCCC" w:sz="1"/>
+              <w:right w:val="single" w:color="CCCCCC" w:sz="1"/>
+            </w:tcBorders>
+            <w:vAlign w:val="center"/>
+          </w:tcPr>
+          <w:p>
+            <w:pPr>
+              <w:jc w:val="center"/>
+            </w:pPr>
+            <w:r>
+              <w:t xml:space="preserve">扩量提质、梯次培育、创新引领、应用导向</w:t>
+            </w:r>
+          </w:p>
+        </w:tc>
+      </w:tr>
+      <w:tr>
+        <w:tc>
+          <w:tcPr>
+            <w:tcW w:type="dxa" w:w="4513"/>
+            <w:tcBorders>
+              <w:top w:val="single" w:color="CCCCCC" w:sz="1"/>
+              <w:left w:val="single" w:color="CCCCCC" w:sz="1"/>
+              <w:bottom w:val="single" w:color="CCCCCC" w:sz="1"/>
+              <w:right w:val="single" w:color="CCCCCC" w:sz="1"/>
+            </w:tcBorders>
+            <w:vAlign w:val="center"/>
+          </w:tcPr>
+          <w:p>
+            <w:pPr>
+              <w:jc w:val="center"/>
+            </w:pPr>
+            <w:r>
+              <w:t xml:space="preserve">上位政策</w:t>
+            </w:r>
+          </w:p>
+        </w:tc>
+        <w:tc>
+          <w:tcPr>
+            <w:tcW w:type="dxa" w:w="4513"/>
+            <w:tcBorders>
+              <w:top w:val="single" w:color="CCCCCC" w:sz="1"/>
+              <w:left w:val="single" w:color="CCCCCC" w:sz="1"/>
+              <w:bottom w:val="single" w:color="CCCCCC" w:sz="1"/>
+              <w:right w:val="single" w:color="CCCCCC" w:sz="1"/>
+            </w:tcBorders>
+            <w:vAlign w:val="center"/>
+          </w:tcPr>
+          <w:p>
+            <w:pPr>
+              <w:jc w:val="center"/>
+            </w:pPr>
+            <w:r>
+              <w:t xml:space="preserve">国务院《深入实施"人工智能+"行动的意见》</w:t>
+            </w:r>
+          </w:p>
+        </w:tc>
+      </w:tr>
+    </w:tbl>
+    <w:tbl>
+      <w:tblPr>
+        <w:tblW w:type="dxa" w:w="9024"/>
+        <w:jc w:val="center"/>
+        <w:tblBorders>
+          <w:top w:val="single" w:color="auto" w:sz="4"/>
+          <w:left w:val="single" w:color="auto" w:sz="4"/>
+          <w:bottom w:val="single" w:color="auto" w:sz="4"/>
+          <w:right w:val="single" w:color="auto" w:sz="4"/>
+          <w:insideH w:val="single" w:color="auto" w:sz="4"/>
+          <w:insideV w:val="single" w:color="auto" w:sz="4"/>
+        </w:tblBorders>
+      </w:tblPr>
+      <w:tblGrid>
+        <w:gridCol w:w="3008"/>
+        <w:gridCol w:w="3008"/>
+        <w:gridCol w:w="3008"/>
+      </w:tblGrid>
+      <w:tr>
+        <w:tc>
+          <w:tcPr>
+            <w:tcW w:type="dxa" w:w="3008"/>
+            <w:tcBorders>
+              <w:top w:val="single" w:color="CCCCCC" w:sz="1"/>
+              <w:left w:val="single" w:color="CCCCCC" w:sz="1"/>
+              <w:bottom w:val="single" w:color="CCCCCC" w:sz="1"/>
+              <w:right w:val="single" w:color="CCCCCC" w:sz="1"/>
+            </w:tcBorders>
+            <w:shd w:fill="D5E8F0" w:val="clear"/>
+            <w:vAlign w:val="center"/>
+          </w:tcPr>
+          <w:p>
+            <w:pPr>
+              <w:jc w:val="center"/>
+            </w:pPr>
+            <w:r>
+              <w:rPr>
+                <w:b/>
+                <w:bCs/>
+              </w:rPr>
+              <w:t xml:space="preserve">受益方向</w:t>
+            </w:r>
+          </w:p>
+        </w:tc>
+        <w:tc>
+          <w:tcPr>
+            <w:tcW w:type="dxa" w:w="3008"/>
+            <w:tcBorders>
+              <w:top w:val="single" w:color="CCCCCC" w:sz="1"/>
+              <w:left w:val="single" w:color="CCCCCC" w:sz="1"/>
+              <w:bottom w:val="single" w:color="CCCCCC" w:sz="1"/>
+              <w:right w:val="single" w:color="CCCCCC" w:sz="1"/>
+            </w:tcBorders>
+            <w:shd w:fill="D5E8F0" w:val="clear"/>
+            <w:vAlign w:val="center"/>
+          </w:tcPr>
+          <w:p>
+            <w:pPr>
+              <w:jc w:val="center"/>
+            </w:pPr>
+            <w:r>
+              <w:rPr>
+                <w:b/>
+                <w:bCs/>
+              </w:rPr>
+              <w:t xml:space="preserve">代表企业</w:t>
+            </w:r>
+          </w:p>
+        </w:tc>
+        <w:tc>
+          <w:tcPr>
+            <w:tcW w:type="dxa" w:w="3008"/>
+            <w:tcBorders>
+              <w:top w:val="single" w:color="CCCCCC" w:sz="1"/>
+              <w:left w:val="single" w:color="CCCCCC" w:sz="1"/>
+              <w:bottom w:val="single" w:color="CCCCCC" w:sz="1"/>
+              <w:right w:val="single" w:color="CCCCCC" w:sz="1"/>
+            </w:tcBorders>
+            <w:shd w:fill="D5E8F0" w:val="clear"/>
+            <w:vAlign w:val="center"/>
+          </w:tcPr>
+          <w:p>
+            <w:pPr>
+              <w:jc w:val="center"/>
+            </w:pPr>
+            <w:r>
+              <w:rPr>
+                <w:b/>
+                <w:bCs/>
+              </w:rPr>
+              <w:t xml:space="preserve">受益逻辑</w:t>
+            </w:r>
+          </w:p>
+        </w:tc>
+      </w:tr>
+      <w:tr>
+        <w:tc>
+          <w:tcPr>
+            <w:tcW w:type="dxa" w:w="3008"/>
+            <w:tcBorders>
+              <w:top w:val="single" w:color="CCCCCC" w:sz="1"/>
+              <w:left w:val="single" w:color="CCCCCC" w:sz="1"/>
+              <w:bottom w:val="single" w:color="CCCCCC" w:sz="1"/>
+              <w:right w:val="single" w:color="CCCCCC" w:sz="1"/>
+            </w:tcBorders>
+            <w:vAlign w:val="center"/>
+          </w:tcPr>
+          <w:p>
+            <w:pPr>
+              <w:jc w:val="center"/>
+            </w:pPr>
+            <w:r>
+              <w:t xml:space="preserve">AI应用服务商</w:t>
+            </w:r>
+          </w:p>
+        </w:tc>
+        <w:tc>
+          <w:tcPr>
+            <w:tcW w:type="dxa" w:w="3008"/>
+            <w:tcBorders>
+              <w:top w:val="single" w:color="CCCCCC" w:sz="1"/>
+              <w:left w:val="single" w:color="CCCCCC" w:sz="1"/>
+              <w:bottom w:val="single" w:color="CCCCCC" w:sz="1"/>
+              <w:right w:val="single" w:color="CCCCCC" w:sz="1"/>
+            </w:tcBorders>
+            <w:vAlign w:val="center"/>
+          </w:tcPr>
+          <w:p>
+            <w:pPr>
+              <w:jc w:val="center"/>
+            </w:pPr>
+            <w:r>
+              <w:t xml:space="preserve">科大讯飞/云从科技/拓尔思</w:t>
+            </w:r>
+          </w:p>
+        </w:tc>
+        <w:tc>
+          <w:tcPr>
+            <w:tcW w:type="dxa" w:w="3008"/>
+            <w:tcBorders>
+              <w:top w:val="single" w:color="CCCCCC" w:sz="1"/>
+              <w:left w:val="single" w:color="CCCCCC" w:sz="1"/>
+              <w:bottom w:val="single" w:color="CCCCCC" w:sz="1"/>
+              <w:right w:val="single" w:color="CCCCCC" w:sz="1"/>
+            </w:tcBorders>
+            <w:vAlign w:val="center"/>
+          </w:tcPr>
+          <w:p>
+            <w:pPr>
+              <w:jc w:val="center"/>
+            </w:pPr>
+            <w:r>
+              <w:t xml:space="preserve">直接进入资源池，获政策背书+订单</w:t>
+            </w:r>
+          </w:p>
+        </w:tc>
+      </w:tr>
+      <w:tr>
+        <w:tc>
+          <w:tcPr>
+            <w:tcW w:type="dxa" w:w="3008"/>
+            <w:tcBorders>
+              <w:top w:val="single" w:color="CCCCCC" w:sz="1"/>
+              <w:left w:val="single" w:color="CCCCCC" w:sz="1"/>
+              <w:bottom w:val="single" w:color="CCCCCC" w:sz="1"/>
+              <w:right w:val="single" w:color="CCCCCC" w:sz="1"/>
+            </w:tcBorders>
+            <w:vAlign w:val="center"/>
+          </w:tcPr>
+          <w:p>
+            <w:pPr>
+              <w:jc w:val="center"/>
+            </w:pPr>
+            <w:r>
+              <w:t xml:space="preserve">算力基础设施</w:t>
+            </w:r>
+          </w:p>
+        </w:tc>
+        <w:tc>
+          <w:tcPr>
+            <w:tcW w:type="dxa" w:w="3008"/>
+            <w:tcBorders>
+              <w:top w:val="single" w:color="CCCCCC" w:sz="1"/>
+              <w:left w:val="single" w:color="CCCCCC" w:sz="1"/>
+              <w:bottom w:val="single" w:color="CCCCCC" w:sz="1"/>
+              <w:right w:val="single" w:color="CCCCCC" w:sz="1"/>
+            </w:tcBorders>
+            <w:vAlign w:val="center"/>
+          </w:tcPr>
+          <w:p>
+            <w:pPr>
+              <w:jc w:val="center"/>
+            </w:pPr>
+            <w:r>
+              <w:t xml:space="preserve">浪潮信息/中科曙光</w:t>
+            </w:r>
+          </w:p>
+        </w:tc>
+        <w:tc>
+          <w:tcPr>
+            <w:tcW w:type="dxa" w:w="3008"/>
+            <w:tcBorders>
+              <w:top w:val="single" w:color="CCCCCC" w:sz="1"/>
+              <w:left w:val="single" w:color="CCCCCC" w:sz="1"/>
+              <w:bottom w:val="single" w:color="CCCCCC" w:sz="1"/>
+              <w:right w:val="single" w:color="CCCCCC" w:sz="1"/>
+            </w:tcBorders>
+            <w:vAlign w:val="center"/>
+          </w:tcPr>
+          <w:p>
+            <w:pPr>
+              <w:jc w:val="center"/>
+            </w:pPr>
+            <w:r>
+              <w:t xml:space="preserve">服务商扩量带动算力采购需求</w:t>
+            </w:r>
+          </w:p>
+        </w:tc>
+      </w:tr>
+      <w:tr>
+        <w:tc>
+          <w:tcPr>
+            <w:tcW w:type="dxa" w:w="3008"/>
+            <w:tcBorders>
+              <w:top w:val="single" w:color="CCCCCC" w:sz="1"/>
+              <w:left w:val="single" w:color="CCCCCC" w:sz="1"/>
+              <w:bottom w:val="single" w:color="CCCCCC" w:sz="1"/>
+              <w:right w:val="single" w:color="CCCCCC" w:sz="1"/>
+            </w:tcBorders>
+            <w:vAlign w:val="center"/>
+          </w:tcPr>
+          <w:p>
+            <w:pPr>
+              <w:jc w:val="center"/>
+            </w:pPr>
+            <w:r>
+              <w:t xml:space="preserve">大模型/智能体</w:t>
+            </w:r>
+          </w:p>
+        </w:tc>
+        <w:tc>
+          <w:tcPr>
+            <w:tcW w:type="dxa" w:w="3008"/>
+            <w:tcBorders>
+              <w:top w:val="single" w:color="CCCCCC" w:sz="1"/>
+              <w:left w:val="single" w:color="CCCCCC" w:sz="1"/>
+              <w:bottom w:val="single" w:color="CCCCCC" w:sz="1"/>
+              <w:right w:val="single" w:color="CCCCCC" w:sz="1"/>
+            </w:tcBorders>
+            <w:vAlign w:val="center"/>
+          </w:tcPr>
+          <w:p>
+            <w:pPr>
+              <w:jc w:val="center"/>
+            </w:pPr>
+            <w:r>
+              <w:t xml:space="preserve">智谱AI/百川智能/月之暗面</w:t>
+            </w:r>
+          </w:p>
+        </w:tc>
+        <w:tc>
+          <w:tcPr>
+            <w:tcW w:type="dxa" w:w="3008"/>
+            <w:tcBorders>
+              <w:top w:val="single" w:color="CCCCCC" w:sz="1"/>
+              <w:left w:val="single" w:color="CCCCCC" w:sz="1"/>
+              <w:bottom w:val="single" w:color="CCCCCC" w:sz="1"/>
+              <w:right w:val="single" w:color="CCCCCC" w:sz="1"/>
+            </w:tcBorders>
+            <w:vAlign w:val="center"/>
+          </w:tcPr>
+          <w:p>
+            <w:pPr>
+              <w:jc w:val="center"/>
+            </w:pPr>
+            <w:r>
+              <w:t xml:space="preserve">首购首用机制降低企业采购门槛</w:t>
+            </w:r>
+          </w:p>
+        </w:tc>
+      </w:tr>
+      <w:tr>
+        <w:tc>
+          <w:tcPr>
+            <w:tcW w:type="dxa" w:w="3008"/>
+            <w:tcBorders>
+              <w:top w:val="single" w:color="CCCCCC" w:sz="1"/>
+              <w:left w:val="single" w:color="CCCCCC" w:sz="1"/>
+              <w:bottom w:val="single" w:color="CCCCCC" w:sz="1"/>
+              <w:right w:val="single" w:color="CCCCCC" w:sz="1"/>
+            </w:tcBorders>
+            <w:vAlign w:val="center"/>
+          </w:tcPr>
+          <w:p>
+            <w:pPr>
+              <w:jc w:val="center"/>
+            </w:pPr>
+            <w:r>
+              <w:t xml:space="preserve">数据服务</w:t>
+            </w:r>
+          </w:p>
+        </w:tc>
+        <w:tc>
+          <w:tcPr>
+            <w:tcW w:type="dxa" w:w="3008"/>
+            <w:tcBorders>
+              <w:top w:val="single" w:color="CCCCCC" w:sz="1"/>
+              <w:left w:val="single" w:color="CCCCCC" w:sz="1"/>
+              <w:bottom w:val="single" w:color="CCCCCC" w:sz="1"/>
+              <w:right w:val="single" w:color="CCCCCC" w:sz="1"/>
+            </w:tcBorders>
+            <w:vAlign w:val="center"/>
+          </w:tcPr>
+          <w:p>
+            <w:pPr>
+              <w:jc w:val="center"/>
+            </w:pPr>
+            <w:r>
+              <w:t xml:space="preserve">星环科技/海天瑞声</w:t>
+            </w:r>
+          </w:p>
+        </w:tc>
+        <w:tc>
+          <w:tcPr>
+            <w:tcW w:type="dxa" w:w="3008"/>
+            <w:tcBorders>
+              <w:top w:val="single" w:color="CCCCCC" w:sz="1"/>
+              <w:left w:val="single" w:color="CCCCCC" w:sz="1"/>
+              <w:bottom w:val="single" w:color="CCCCCC" w:sz="1"/>
+              <w:right w:val="single" w:color="CCCCCC" w:sz="1"/>
+            </w:tcBorders>
+            <w:vAlign w:val="center"/>
+          </w:tcPr>
+          <w:p>
+            <w:pPr>
+              <w:jc w:val="center"/>
+            </w:pPr>
+            <w:r>
+              <w:t xml:space="preserve">AI应用落地需高质量数据支撑</w:t>
+            </w:r>
+          </w:p>
+        </w:tc>
+      </w:tr>
+    </w:tbl>
+    <w:p>
+      <w:r>
+        <w:rPr>
+          <w:b/>
+          <w:bCs/>
+        </w:rPr>
+        <w:t xml:space="preserve">催化剂链条：</w:t>
+      </w:r>
+    </w:p>
+    <w:p>
+      <w:pPr>
+        <w:pStyle w:val="ListParagraph"/>
+        <w:numPr>
+          <w:ilvl w:val="0"/>
+          <w:numId w:val="18"/>
+        </w:numPr>
+      </w:pPr>
+      <w:r>
+        <w:t xml:space="preserve">国务院发布《深入实施"人工智能+"行动的意见》，提出培育AI应用服务商</w:t>
+      </w:r>
+    </w:p>
+    <w:p>
+      <w:pPr>
+        <w:pStyle w:val="ListParagraph"/>
+        <w:numPr>
+          <w:ilvl w:val="0"/>
+          <w:numId w:val="18"/>
+        </w:numPr>
+      </w:pPr>
+      <w:r>
+        <w:t xml:space="preserve">工信部8/31印发专项行动通知，明确2000家资源池目标+首购首用机制</w:t>
+      </w:r>
+    </w:p>
+    <w:p>
+      <w:pPr>
+        <w:pStyle w:val="ListParagraph"/>
+        <w:numPr>
+          <w:ilvl w:val="0"/>
+          <w:numId w:val="18"/>
+        </w:numPr>
+      </w:pPr>
+      <w:r>
+        <w:t xml:space="preserve">9/1政策公开后A股AI智能体板块当日震荡走高（中文在线涨超9%）</w:t>
+      </w:r>
+    </w:p>
+    <w:p>
+      <w:pPr>
+        <w:pStyle w:val="ListParagraph"/>
+        <w:numPr>
+          <w:ilvl w:val="0"/>
+          <w:numId w:val="18"/>
+        </w:numPr>
+      </w:pPr>
+      <w:r>
+        <w:t xml:space="preserve">首购首用+风险补偿降低企业用AI的试错成本，预计加速AI从"概念"到"落地"</w:t>
+      </w:r>
+    </w:p>
+    <w:p>
+      <w:pPr>
+        <w:pStyle w:val="ListParagraph"/>
+        <w:numPr>
+          <w:ilvl w:val="0"/>
+          <w:numId w:val="18"/>
+        </w:numPr>
+      </w:pPr>
+      <w:r>
+        <w:t xml:space="preserve">服务商资源池形成后，政府和国企采购AI服务将有标准化目录</w:t>
+      </w:r>
+    </w:p>
+    <w:p>
+      <w:r>
+        <w:rPr>
+          <w:b/>
+          <w:bCs/>
+        </w:rPr>
+        <w:t xml:space="preserve">弹性排序：</w:t>
+      </w:r>
+      <w:r>
+        <w:t xml:space="preserve"> AI应用服务商 &gt; 大模型/智能体公司 &gt; 算力基础设施 &gt; 数据服务</w:t>
+      </w:r>
+    </w:p>
+    <w:p>
+      <w:r>
+        <w:rPr>
+          <w:b/>
+          <w:bCs/>
+        </w:rPr>
+        <w:t xml:space="preserve">大白话：</w:t>
+      </w:r>
+      <w:r>
+        <w:t xml:space="preserve"> 工信部8月31日印发通知，启动"人工智能应用服务商培育专项行动"。简单说，政府要建一个AI服务商"资源池"，今年底收录超过2000家企业。关键看点是"首购首用+风险补偿"——意思是企业第一次购买AI服务如果效果不好，政府给兜底一部分成本。这相当于政府出钱帮企业"试错"，解决了很多公司"想用AI但怕白花钱"的顾虑。政策出来当天A股AI智能体板块就涨了，中文在线涨超9%。这个政策的上层逻辑是：中国AI不缺技术（大模型一堆），缺的是"怎么用起来"，所以要培育一批专门帮企业落地AI的中间商——他们懂行业痛点、会做集成交付、能搞定安全合规。</w:t>
+      </w:r>
+    </w:p>
+    <w:p>
+      <w:r>
+        <w:rPr>
+          <w:b/>
+          <w:bCs/>
+        </w:rPr>
+        <w:t xml:space="preserve">风险提示：</w:t>
+      </w:r>
+    </w:p>
+    <w:p>
+      <w:pPr>
+        <w:pStyle w:val="ListParagraph"/>
+        <w:numPr>
+          <w:ilvl w:val="0"/>
+          <w:numId w:val="19"/>
+        </w:numPr>
+      </w:pPr>
+      <w:r>
+        <w:t xml:space="preserve">政策落地效果取决于地方执行力度和资金配套</w:t>
+      </w:r>
+    </w:p>
+    <w:p>
+      <w:pPr>
+        <w:pStyle w:val="ListParagraph"/>
+        <w:numPr>
+          <w:ilvl w:val="0"/>
+          <w:numId w:val="19"/>
+        </w:numPr>
+      </w:pPr>
+      <w:r>
+        <w:t xml:space="preserve">"资源池"准入标准与退出机制尚待明确，可能出现"只入不出"</w:t>
+      </w:r>
+    </w:p>
+    <w:p>
+      <w:pPr>
+        <w:pStyle w:val="ListParagraph"/>
+        <w:numPr>
+          <w:ilvl w:val="0"/>
+          <w:numId w:val="19"/>
+        </w:numPr>
+      </w:pPr>
+      <w:r>
+        <w:t xml:space="preserve">首购首用涉及财政资金使用，合规审计要求高，推行节奏可能偏慢</w:t>
+      </w:r>
+    </w:p>
+    <w:p>
+      <w:pPr>
+        <w:pStyle w:val="ListParagraph"/>
+        <w:numPr>
+          <w:ilvl w:val="0"/>
+          <w:numId w:val="19"/>
+        </w:numPr>
+      </w:pPr>
+      <w:r>
+        <w:t xml:space="preserve">AI应用服务商自身盈利模式仍在探索，政策催化≠业绩兑现</w:t>
+      </w:r>
+    </w:p>
+    <w:p>
+      <w:pPr>
+        <w:pStyle w:val="ListParagraph"/>
+        <w:numPr>
+          <w:ilvl w:val="0"/>
+          <w:numId w:val="20"/>
+        </w:numPr>
+      </w:pPr>
+      <w:r>
+        <w:t xml:space="preserve">[A级] 澎湃·工信部通知全文 (9/1) https://m.thepaper.cn/newsDetail_forward_33985144</w:t>
+      </w:r>
+    </w:p>
+    <w:p>
+      <w:pPr>
+        <w:pStyle w:val="ListParagraph"/>
+        <w:numPr>
+          <w:ilvl w:val="0"/>
+          <w:numId w:val="20"/>
+        </w:numPr>
+      </w:pPr>
+      <w:r>
+        <w:t xml:space="preserve">[A级] 法治网·工信部AI应用服务商专项行动 (9/2) http://www.legaldaily.com.cn/index/content/2026-09/02/content_9450554.html</w:t>
+      </w:r>
+    </w:p>
+    <w:p>
+      <w:pPr>
+        <w:pStyle w:val="ListParagraph"/>
+        <w:numPr>
+          <w:ilvl w:val="0"/>
+          <w:numId w:val="20"/>
+        </w:numPr>
+      </w:pPr>
+      <w:r>
+        <w:t xml:space="preserve">[A级] 每经网·首购首用+风险补偿专家解读 (9/1) https://www.nbd.com.cn/rss/zaker/articles/4568053.html</w:t>
+      </w:r>
+    </w:p>
+    <w:p>
+      <w:pPr>
+        <w:pStyle w:val="ListParagraph"/>
+        <w:numPr>
+          <w:ilvl w:val="0"/>
+          <w:numId w:val="20"/>
+        </w:numPr>
+      </w:pPr>
+      <w:r>
+        <w:t xml:space="preserve">[A级] 百家号·A股AI智能体板块走高 (9/1) https://baijiahao.baidu.com/s?id=1875098265918233172</w:t>
+      </w:r>
+    </w:p>
+    <w:p>
+      <w:pPr>
+        <w:pStyle w:val="Heading2"/>
+        <w:spacing w:after="180" w:before="180"/>
+        <w:outlineLvl w:val="1"/>
+      </w:pPr>
+      <w:r>
+        <w:rPr>
+          <w:rFonts w:ascii="Microsoft YaHei" w:cs="Microsoft YaHei" w:eastAsia="Microsoft YaHei" w:hAnsi="Microsoft YaHei"/>
+          <w:b/>
+          <w:bCs/>
+          <w:color w:val="1A5276"/>
+          <w:sz w:val="28"/>
+          <w:szCs w:val="28"/>
+        </w:rPr>
+        <w:t xml:space="preserve">预测回测</w:t>
+      </w:r>
+    </w:p>
+    <w:p>
+      <w:pPr>
+        <w:pStyle w:val="ListParagraph"/>
+        <w:numPr>
+          <w:ilvl w:val="0"/>
+          <w:numId w:val="21"/>
+        </w:numPr>
+      </w:pPr>
+      <w:r>
+        <w:t xml:space="preserve">A股9/2走势：隔夜美股大跌（道指-0.79%、纳指-1.03%）+全球债市抛售+金价暴跌，外部环境恶化；但A股9/1已缩量回调释放部分压力，预计上证在3940-3990区间弱势震荡，创业板承压更大 → 实际：上证收3941.39（-0.97%），落在预测区间3940-3990下沿；创业板指-2.39%跌幅远超上证，'创业板承压更大'判断正确 [hit]</w:t>
+      </w:r>
+    </w:p>
+    <w:p>
+      <w:pPr>
+        <w:pStyle w:val="ListParagraph"/>
+        <w:numPr>
+          <w:ilvl w:val="0"/>
+          <w:numId w:val="21"/>
+        </w:numPr>
+      </w:pPr>
+      <w:r>
+        <w:t xml:space="preserve">人民币短期维持6.71-6.73区间，美元指数走强（99.68→逼近100）带来边际贬值压力，但中间价稳定引导仍在起作用 → 实际：在岸收6.7213、离岸6.7178，均在6.71-6.73区间内；美元指数先升后降至99.58 [hit]</w:t>
+      </w:r>
+    </w:p>
+    <w:p>
+      <w:pPr>
+        <w:pStyle w:val="ListParagraph"/>
+        <w:numPr>
+          <w:ilvl w:val="0"/>
+          <w:numId w:val="21"/>
+        </w:numPr>
+      </w:pPr>
+      <w:r>
+        <w:t xml:space="preserve">现货黄金9/4非农前维持4250-4400美元/盎司区间弱势震荡；若非农大幅超预期（就业&gt;20万），金价可能进一步下探4200；若不及预期则反弹至4400上方 → 实际：9/2现货金4384.10美元/盎司，在4250-4400区间内运行，非农尚未公布 [hit]</w:t>
+      </w:r>
+    </w:p>
+    <w:p>
+      <w:pPr>
+        <w:pStyle w:val="Heading2"/>
+        <w:spacing w:after="180" w:before="180"/>
+        <w:outlineLvl w:val="1"/>
+      </w:pPr>
+      <w:r>
+        <w:rPr>
+          <w:rFonts w:ascii="Microsoft YaHei" w:cs="Microsoft YaHei" w:eastAsia="Microsoft YaHei" w:hAnsi="Microsoft YaHei"/>
+          <w:b/>
+          <w:bCs/>
+          <w:color w:val="1A5276"/>
+          <w:sz w:val="28"/>
+          <w:szCs w:val="28"/>
+        </w:rPr>
+        <w:t xml:space="preserve">来源汇总</w:t>
+      </w:r>
+    </w:p>
+    <w:tbl>
+      <w:tblPr>
+        <w:tblW w:type="dxa" w:w="9024"/>
+        <w:jc w:val="center"/>
+        <w:tblBorders>
+          <w:top w:val="single" w:color="auto" w:sz="4"/>
+          <w:left w:val="single" w:color="auto" w:sz="4"/>
+          <w:bottom w:val="single" w:color="auto" w:sz="4"/>
+          <w:right w:val="single" w:color="auto" w:sz="4"/>
+          <w:insideH w:val="single" w:color="auto" w:sz="4"/>
+          <w:insideV w:val="single" w:color="auto" w:sz="4"/>
+        </w:tblBorders>
+      </w:tblPr>
+      <w:tblGrid>
+        <w:gridCol w:w="2256"/>
+        <w:gridCol w:w="2256"/>
+        <w:gridCol w:w="2256"/>
+        <w:gridCol w:w="2256"/>
+      </w:tblGrid>
+      <w:tr>
+        <w:tc>
+          <w:tcPr>
+            <w:tcW w:type="dxa" w:w="2256"/>
+            <w:tcBorders>
+              <w:top w:val="single" w:color="CCCCCC" w:sz="1"/>
+              <w:left w:val="single" w:color="CCCCCC" w:sz="1"/>
+              <w:bottom w:val="single" w:color="CCCCCC" w:sz="1"/>
+              <w:right w:val="single" w:color="CCCCCC" w:sz="1"/>
+            </w:tcBorders>
+            <w:shd w:fill="D5E8F0" w:val="clear"/>
+            <w:vAlign w:val="center"/>
+          </w:tcPr>
+          <w:p>
+            <w:pPr>
+              <w:jc w:val="center"/>
+            </w:pPr>
+            <w:r>
+              <w:rPr>
+                <w:b/>
+                <w:bCs/>
+              </w:rPr>
               <w:t xml:space="preserve">等级</w:t>
             </w:r>
           </w:p>
@@ -7283,7 +9931,7 @@
         <w:pStyle w:val="ListParagraph"/>
         <w:numPr>
           <w:ilvl w:val="0"/>
-          <w:numId w:val="16"/>
+          <w:numId w:val="22"/>
         </w:numPr>
       </w:pPr>
       <w:r>
@@ -7295,7 +9943,7 @@
         <w:pStyle w:val="ListParagraph"/>
         <w:numPr>
           <w:ilvl w:val="0"/>
-          <w:numId w:val="16"/>
+          <w:numId w:val="22"/>
         </w:numPr>
       </w:pPr>
       <w:r>
@@ -7307,7 +9955,7 @@
         <w:pStyle w:val="ListParagraph"/>
         <w:numPr>
           <w:ilvl w:val="0"/>
-          <w:numId w:val="16"/>
+          <w:numId w:val="22"/>
         </w:numPr>
       </w:pPr>
       <w:r>
@@ -7319,7 +9967,7 @@
         <w:pStyle w:val="ListParagraph"/>
         <w:numPr>
           <w:ilvl w:val="0"/>
-          <w:numId w:val="16"/>
+          <w:numId w:val="22"/>
         </w:numPr>
       </w:pPr>
       <w:r>
@@ -7331,7 +9979,7 @@
         <w:pStyle w:val="ListParagraph"/>
         <w:numPr>
           <w:ilvl w:val="0"/>
-          <w:numId w:val="16"/>
+          <w:numId w:val="22"/>
         </w:numPr>
       </w:pPr>
       <w:r>
@@ -7725,6 +10373,78 @@
     </w:lvl>
   </w:abstractNum>
   <w:abstractNum w:abstractNumId="16" w15:restartNumberingAfterBreak="0">
+    <w:multiLevelType w:val="hybridMultilevel"/>
+    <w:lvl w:ilvl="0" w15:tentative="1">
+      <w:start w:val="1"/>
+      <w:numFmt w:val="bullet"/>
+      <w:lvlText w:val="•"/>
+      <w:lvlJc w:val="left"/>
+      <w:pPr>
+        <w:ind w:left="720" w:hanging="360"/>
+      </w:pPr>
+    </w:lvl>
+  </w:abstractNum>
+  <w:abstractNum w:abstractNumId="17" w15:restartNumberingAfterBreak="0">
+    <w:multiLevelType w:val="hybridMultilevel"/>
+    <w:lvl w:ilvl="0" w15:tentative="1">
+      <w:start w:val="1"/>
+      <w:numFmt w:val="bullet"/>
+      <w:lvlText w:val="•"/>
+      <w:lvlJc w:val="left"/>
+      <w:pPr>
+        <w:ind w:left="720" w:hanging="360"/>
+      </w:pPr>
+    </w:lvl>
+  </w:abstractNum>
+  <w:abstractNum w:abstractNumId="18" w15:restartNumberingAfterBreak="0">
+    <w:multiLevelType w:val="hybridMultilevel"/>
+    <w:lvl w:ilvl="0" w15:tentative="1">
+      <w:start w:val="1"/>
+      <w:numFmt w:val="bullet"/>
+      <w:lvlText w:val="•"/>
+      <w:lvlJc w:val="left"/>
+      <w:pPr>
+        <w:ind w:left="720" w:hanging="360"/>
+      </w:pPr>
+    </w:lvl>
+  </w:abstractNum>
+  <w:abstractNum w:abstractNumId="19" w15:restartNumberingAfterBreak="0">
+    <w:multiLevelType w:val="hybridMultilevel"/>
+    <w:lvl w:ilvl="0" w15:tentative="1">
+      <w:start w:val="1"/>
+      <w:numFmt w:val="bullet"/>
+      <w:lvlText w:val="•"/>
+      <w:lvlJc w:val="left"/>
+      <w:pPr>
+        <w:ind w:left="720" w:hanging="360"/>
+      </w:pPr>
+    </w:lvl>
+  </w:abstractNum>
+  <w:abstractNum w:abstractNumId="20" w15:restartNumberingAfterBreak="0">
+    <w:multiLevelType w:val="hybridMultilevel"/>
+    <w:lvl w:ilvl="0" w15:tentative="1">
+      <w:start w:val="1"/>
+      <w:numFmt w:val="decimal"/>
+      <w:lvlText w:val="%1."/>
+      <w:lvlJc w:val="left"/>
+      <w:pPr>
+        <w:ind w:left="720" w:hanging="360"/>
+      </w:pPr>
+    </w:lvl>
+  </w:abstractNum>
+  <w:abstractNum w:abstractNumId="21" w15:restartNumberingAfterBreak="0">
+    <w:multiLevelType w:val="hybridMultilevel"/>
+    <w:lvl w:ilvl="0" w15:tentative="1">
+      <w:start w:val="1"/>
+      <w:numFmt w:val="decimal"/>
+      <w:lvlText w:val="%1."/>
+      <w:lvlJc w:val="left"/>
+      <w:pPr>
+        <w:ind w:left="720" w:hanging="360"/>
+      </w:pPr>
+    </w:lvl>
+  </w:abstractNum>
+  <w:abstractNum w:abstractNumId="22" w15:restartNumberingAfterBreak="0">
     <w:multiLevelType w:val="hybridMultilevel"/>
     <w:lvl w:ilvl="0" w15:tentative="1">
       <w:start w:val="1"/>
@@ -7821,13 +10541,49 @@
     </w:lvlOverride>
   </w:num>
   <w:num w:numId="15">
+    <w:abstractNumId w:val="20"/>
+    <w:lvlOverride w:ilvl="0">
+      <w:startOverride w:val="1"/>
+    </w:lvlOverride>
+  </w:num>
+  <w:num w:numId="16">
     <w:abstractNumId w:val="15"/>
     <w:lvlOverride w:ilvl="0">
       <w:startOverride w:val="1"/>
     </w:lvlOverride>
   </w:num>
-  <w:num w:numId="16">
+  <w:num w:numId="17">
     <w:abstractNumId w:val="16"/>
+    <w:lvlOverride w:ilvl="0">
+      <w:startOverride w:val="1"/>
+    </w:lvlOverride>
+  </w:num>
+  <w:num w:numId="18">
+    <w:abstractNumId w:val="21"/>
+    <w:lvlOverride w:ilvl="0">
+      <w:startOverride w:val="1"/>
+    </w:lvlOverride>
+  </w:num>
+  <w:num w:numId="19">
+    <w:abstractNumId w:val="17"/>
+    <w:lvlOverride w:ilvl="0">
+      <w:startOverride w:val="1"/>
+    </w:lvlOverride>
+  </w:num>
+  <w:num w:numId="20">
+    <w:abstractNumId w:val="18"/>
+    <w:lvlOverride w:ilvl="0">
+      <w:startOverride w:val="1"/>
+    </w:lvlOverride>
+  </w:num>
+  <w:num w:numId="21">
+    <w:abstractNumId w:val="19"/>
+    <w:lvlOverride w:ilvl="0">
+      <w:startOverride w:val="1"/>
+    </w:lvlOverride>
+  </w:num>
+  <w:num w:numId="22">
+    <w:abstractNumId w:val="22"/>
     <w:lvlOverride w:ilvl="0">
       <w:startOverride w:val="1"/>
     </w:lvlOverride>
